--- a/docs/sources/ACT-01.docx
+++ b/docs/sources/ACT-01.docx
@@ -420,7 +420,7 @@
                 <w:szCs w:val="17"/>
                 <w:rtl/>
               </w:rPr>
-              <w:t xml:space="preserve">وتسعةُ فحوصٍ آليةٍ تمنع الدمج</w:t>
+              <w:t xml:space="preserve">ثلاثةَ عشرَ فحصًا ساكنًا تمنع الدمج </w:t>
             </w:r>
             <w:r>
               <w:rPr>
@@ -430,7 +430,7 @@
                 <w:szCs w:val="17"/>
                 <w:rtl/>
               </w:rPr>
-              <w:t xml:space="preserve">**:</w:t>
+              <w:t xml:space="preserve">·</w:t>
             </w:r>
             <w:r>
               <w:rPr>
@@ -440,7 +440,7 @@
                 <w:szCs w:val="17"/>
                 <w:rtl/>
               </w:rPr>
-              <w:t xml:space="preserve"> لا زرَّ بلا فعلٍ </w:t>
+              <w:t xml:space="preserve"> وتسعُ خطواتٍ حيةٍ تُثبت أن التيار يمر</w:t>
             </w:r>
             <w:r>
               <w:rPr>
@@ -450,7 +450,7 @@
                 <w:szCs w:val="17"/>
                 <w:rtl/>
               </w:rPr>
-              <w:t xml:space="preserve">·</w:t>
+              <w:t xml:space="preserve">**</w:t>
             </w:r>
             <w:r>
               <w:rPr>
@@ -460,27 +460,7 @@
                 <w:szCs w:val="17"/>
                 <w:rtl/>
               </w:rPr>
-              <w:t xml:space="preserve"> ولا فعلَ بلا معالجٍ </w:t>
-            </w:r>
-            <w:r>
-              <w:rPr>
-                <w:rFonts w:ascii="Arial" w:cs="Arial" w:eastAsia="Arial" w:hAnsi="Arial"/>
-                <w:color w:val="EAF1FB"/>
-                <w:sz w:val="17"/>
-                <w:szCs w:val="17"/>
-                <w:rtl/>
-              </w:rPr>
-              <w:t xml:space="preserve">·</w:t>
-            </w:r>
-            <w:r>
-              <w:rPr>
-                <w:rFonts w:ascii="Arial" w:cs="Arial" w:eastAsia="Arial" w:hAnsi="Arial"/>
-                <w:color w:val="EAF1FB"/>
-                <w:sz w:val="17"/>
-                <w:szCs w:val="17"/>
-                <w:rtl/>
-              </w:rPr>
-              <w:t xml:space="preserve"> ولا حدثَ بلا مستهلك</w:t>
+              <w:t xml:space="preserve"> — ولا يغني أحدُهما عن الآخر</w:t>
             </w:r>
           </w:p>
           <w:p>
@@ -1331,7 +1311,7 @@
                 <w:szCs w:val="17"/>
                 <w:rtl/>
               </w:rPr>
-              <w:t xml:space="preserve"> الفحوص التسعة </w:t>
+              <w:t xml:space="preserve"> الفحوص الثلاثةَ عشرَ </w:t>
             </w:r>
             <w:r>
               <w:rPr>
@@ -5501,7 +5481,7 @@
                 <w:szCs w:val="15"/>
                 <w:rtl w:val="false"/>
               </w:rPr>
-              <w:t xml:space="preserve">  ⑨ المتأثرون    : الحلقةُ التالية (إخطار) · مديرُ الحركة (لوحته) · مديرُ</w:t>
+              <w:t xml:space="preserve">  ⑨ المتأثرون    : الحلقةُ التالية (إخطار) · مديرُ الموقع (لوحته) · مديرُ</w:t>
             </w:r>
           </w:p>
           <w:p>
@@ -6090,7 +6070,7 @@
                 <w:szCs w:val="15"/>
                 <w:rtl w:val="false"/>
               </w:rPr>
-              <w:t xml:space="preserve">       الحلقةُ التالية (إشعارٌ + عدّاد) · مديرُ الحركة (لوحته)</w:t>
+              <w:t xml:space="preserve">       الحلقةُ التالية (إشعارٌ + عدّاد) · مديرُ الموقع (لوحته)</w:t>
             </w:r>
           </w:p>
           <w:p>
@@ -7967,7 +7947,7 @@
           <w:szCs w:val="26"/>
           <w:rtl/>
         </w:rPr>
-        <w:t xml:space="preserve"> الفحوص الإحدى عشرة — تمنع الدمج لا تُنبّه بعده</w:t>
+        <w:t xml:space="preserve"> الفحوص الثلاثة عشر — تمنع الدمج لا تُنبّه بعده</w:t>
       </w:r>
     </w:p>
     <w:tbl>
@@ -10184,7 +10164,7 @@
                 <w:szCs w:val="17"/>
                 <w:rtl/>
               </w:rPr>
-              <w:t xml:space="preserve">كلُّ رابطٍ في قائمة إدارةٍ</w:t>
+              <w:t xml:space="preserve">كلُّ رابطٍ في قائمة إدارةٍ غيرِ مالكةٍ</w:t>
             </w:r>
             <w:r>
               <w:rPr>
@@ -10208,7 +10188,7 @@
                 <w:szCs w:val="17"/>
                 <w:rtl/>
               </w:rPr>
-              <w:t xml:space="preserve"> أشاشتُه مملوكةٌ لها؟</w:t>
+              <w:t xml:space="preserve"> أله صفُّ عرضٍ بنطاقٍ وزاويةٍ وأفعالٍ معلنة؟</w:t>
             </w:r>
             <w:r>
               <w:rPr>
@@ -10256,31 +10236,31 @@
                 <w:szCs w:val="17"/>
                 <w:rtl/>
               </w:rPr>
-              <w:t xml:space="preserve">الغريبُ يمنع الدمج إلا إن كان مصنَّفًا أحدَ ثلاثة</w:t>
-            </w:r>
-            <w:r>
-              <w:rPr>
-                <w:rFonts w:ascii="Arial" w:cs="Arial" w:eastAsia="Arial" w:hAnsi="Arial"/>
-                <w:b w:val="false"/>
-                <w:bCs w:val="false"/>
-                <w:color w:val="1A1A1A"/>
-                <w:sz w:val="17"/>
-                <w:szCs w:val="17"/>
-                <w:rtl/>
-              </w:rPr>
-              <w:t xml:space="preserve">**:</w:t>
-            </w:r>
-            <w:r>
-              <w:rPr>
-                <w:rFonts w:ascii="Arial" w:cs="Arial" w:eastAsia="Arial" w:hAnsi="Arial"/>
-                <w:b w:val="false"/>
-                <w:bCs w:val="false"/>
-                <w:color w:val="1A1A1A"/>
-                <w:sz w:val="17"/>
-                <w:szCs w:val="17"/>
-                <w:rtl/>
-              </w:rPr>
-              <w:t xml:space="preserve"> بطاقةَ ملخَّصٍ في ملفٍّ أم </w:t>
+              <w:t xml:space="preserve">بلا صفٍّ يمنع الدمج</w:t>
+            </w:r>
+            <w:r>
+              <w:rPr>
+                <w:rFonts w:ascii="Arial" w:cs="Arial" w:eastAsia="Arial" w:hAnsi="Arial"/>
+                <w:b w:val="false"/>
+                <w:bCs w:val="false"/>
+                <w:color w:val="1A1A1A"/>
+                <w:sz w:val="17"/>
+                <w:szCs w:val="17"/>
+                <w:rtl/>
+              </w:rPr>
+              <w:t xml:space="preserve">**</w:t>
+            </w:r>
+            <w:r>
+              <w:rPr>
+                <w:rFonts w:ascii="Arial" w:cs="Arial" w:eastAsia="Arial" w:hAnsi="Arial"/>
+                <w:b w:val="false"/>
+                <w:bCs w:val="false"/>
+                <w:color w:val="1A1A1A"/>
+                <w:sz w:val="17"/>
+                <w:szCs w:val="17"/>
+                <w:rtl/>
+              </w:rPr>
+              <w:t xml:space="preserve"> </w:t>
             </w:r>
             <w:r>
               <w:rPr>
@@ -10304,54 +10284,6 @@
                 <w:szCs w:val="17"/>
                 <w:rtl/>
               </w:rPr>
-              <w:t xml:space="preserve"> أو تقريرًا في المركز بفلتر النطاق </w:t>
-            </w:r>
-            <w:r>
-              <w:rPr>
-                <w:rFonts w:ascii="Arial" w:cs="Arial" w:eastAsia="Arial" w:hAnsi="Arial"/>
-                <w:b w:val="false"/>
-                <w:bCs w:val="false"/>
-                <w:color w:val="1A1A1A"/>
-                <w:sz w:val="17"/>
-                <w:szCs w:val="17"/>
-                <w:rtl/>
-              </w:rPr>
-              <w:t xml:space="preserve">·</w:t>
-            </w:r>
-            <w:r>
-              <w:rPr>
-                <w:rFonts w:ascii="Arial" w:cs="Arial" w:eastAsia="Arial" w:hAnsi="Arial"/>
-                <w:b w:val="false"/>
-                <w:bCs w:val="false"/>
-                <w:color w:val="1A1A1A"/>
-                <w:sz w:val="17"/>
-                <w:szCs w:val="17"/>
-                <w:rtl/>
-              </w:rPr>
-              <w:t xml:space="preserve"> أو رابطَ قراءةٍ من سطرٍ إلى مصدره</w:t>
-            </w:r>
-            <w:r>
-              <w:rPr>
-                <w:rFonts w:ascii="Arial" w:cs="Arial" w:eastAsia="Arial" w:hAnsi="Arial"/>
-                <w:b w:val="false"/>
-                <w:bCs w:val="false"/>
-                <w:color w:val="1A1A1A"/>
-                <w:sz w:val="17"/>
-                <w:szCs w:val="17"/>
-                <w:rtl/>
-              </w:rPr>
-              <w:t xml:space="preserve">.</w:t>
-            </w:r>
-            <w:r>
-              <w:rPr>
-                <w:rFonts w:ascii="Arial" w:cs="Arial" w:eastAsia="Arial" w:hAnsi="Arial"/>
-                <w:b w:val="false"/>
-                <w:bCs w:val="false"/>
-                <w:color w:val="1A1A1A"/>
-                <w:sz w:val="17"/>
-                <w:szCs w:val="17"/>
-                <w:rtl/>
-              </w:rPr>
               <w:t xml:space="preserve"> </w:t>
             </w:r>
             <w:r>
@@ -10376,7 +10308,55 @@
                 <w:szCs w:val="17"/>
                 <w:rtl/>
               </w:rPr>
-              <w:t xml:space="preserve">وما عدا الثلاثة يخرج</w:t>
+              <w:t xml:space="preserve">وصفٌّ بلا نطاقٍ أو زاويةٍ يمنع الدمج</w:t>
+            </w:r>
+            <w:r>
+              <w:rPr>
+                <w:rFonts w:ascii="Arial" w:cs="Arial" w:eastAsia="Arial" w:hAnsi="Arial"/>
+                <w:b w:val="false"/>
+                <w:bCs w:val="false"/>
+                <w:color w:val="1A1A1A"/>
+                <w:sz w:val="17"/>
+                <w:szCs w:val="17"/>
+                <w:rtl/>
+              </w:rPr>
+              <w:t xml:space="preserve">**</w:t>
+            </w:r>
+            <w:r>
+              <w:rPr>
+                <w:rFonts w:ascii="Arial" w:cs="Arial" w:eastAsia="Arial" w:hAnsi="Arial"/>
+                <w:b w:val="false"/>
+                <w:bCs w:val="false"/>
+                <w:color w:val="1A1A1A"/>
+                <w:sz w:val="17"/>
+                <w:szCs w:val="17"/>
+                <w:rtl/>
+              </w:rPr>
+              <w:t xml:space="preserve"> — </w:t>
+            </w:r>
+            <w:r>
+              <w:rPr>
+                <w:rFonts w:ascii="Arial" w:cs="Arial" w:eastAsia="Arial" w:hAnsi="Arial"/>
+                <w:b w:val="false"/>
+                <w:bCs w:val="false"/>
+                <w:color w:val="1A1A1A"/>
+                <w:sz w:val="17"/>
+                <w:szCs w:val="17"/>
+                <w:rtl/>
+              </w:rPr>
+              <w:t xml:space="preserve">**</w:t>
+            </w:r>
+            <w:r>
+              <w:rPr>
+                <w:rFonts w:ascii="Arial" w:cs="Arial" w:eastAsia="Arial" w:hAnsi="Arial"/>
+                <w:b w:val="false"/>
+                <w:bCs w:val="false"/>
+                <w:color w:val="1A1A1A"/>
+                <w:sz w:val="17"/>
+                <w:szCs w:val="17"/>
+                <w:rtl/>
+              </w:rPr>
+              <w:t xml:space="preserve">فنسخُ الشاشة بلا زاويةٍ احتكارٌ معكوسٌ لا مشاركة</w:t>
             </w:r>
             <w:r>
               <w:rPr>
@@ -10426,7 +10406,2106 @@
                 <w:szCs w:val="17"/>
                 <w:rtl/>
               </w:rPr>
-              <w:t xml:space="preserve">⑪ ملكيةُ الشاشة</w:t>
+              <w:t xml:space="preserve">⑪ صفُّ العرض</w:t>
+            </w:r>
+          </w:p>
+        </w:tc>
+      </w:tr>
+      <w:tr>
+        <w:tc>
+          <w:tcPr>
+            <w:tcW w:type="dxa" w:w="7060"/>
+            <w:tcBorders>
+              <w:top w:val="single" w:color="C9D3DF" w:sz="2"/>
+              <w:left w:val="single" w:color="C9D3DF" w:sz="2"/>
+              <w:bottom w:val="single" w:color="C9D3DF" w:sz="2"/>
+              <w:right w:val="single" w:color="C9D3DF" w:sz="2"/>
+            </w:tcBorders>
+            <w:shd w:fill="EAF1F8" w:color="auto" w:val="clear"/>
+            <w:tcMar>
+              <w:top w:type="dxa" w:w="70"/>
+              <w:left w:type="dxa" w:w="110"/>
+              <w:bottom w:type="dxa" w:w="70"/>
+              <w:right w:type="dxa" w:w="110"/>
+            </w:tcMar>
+            <w:vAlign w:val="center"/>
+          </w:tcPr>
+          <w:p>
+            <w:pPr>
+              <w:bidi/>
+              <w:spacing w:after="0" w:line="250"/>
+              <w:jc w:val="both"/>
+            </w:pPr>
+            <w:r>
+              <w:rPr>
+                <w:rFonts w:ascii="Arial" w:cs="Arial" w:eastAsia="Arial" w:hAnsi="Arial"/>
+                <w:b w:val="false"/>
+                <w:bCs w:val="false"/>
+                <w:color w:val="1A1A1A"/>
+                <w:sz w:val="17"/>
+                <w:szCs w:val="17"/>
+                <w:rtl/>
+              </w:rPr>
+              <w:t xml:space="preserve">**</w:t>
+            </w:r>
+            <w:r>
+              <w:rPr>
+                <w:rFonts w:ascii="Arial" w:cs="Arial" w:eastAsia="Arial" w:hAnsi="Arial"/>
+                <w:b w:val="false"/>
+                <w:bCs w:val="false"/>
+                <w:color w:val="1A1A1A"/>
+                <w:sz w:val="17"/>
+                <w:szCs w:val="17"/>
+                <w:rtl/>
+              </w:rPr>
+              <w:t xml:space="preserve">كلُّ شاشةٍ لها أكثرُ من ذي مصلحةٍ</w:t>
+            </w:r>
+            <w:r>
+              <w:rPr>
+                <w:rFonts w:ascii="Arial" w:cs="Arial" w:eastAsia="Arial" w:hAnsi="Arial"/>
+                <w:b w:val="false"/>
+                <w:bCs w:val="false"/>
+                <w:color w:val="1A1A1A"/>
+                <w:sz w:val="17"/>
+                <w:szCs w:val="17"/>
+                <w:rtl/>
+              </w:rPr>
+              <w:t xml:space="preserve">:</w:t>
+            </w:r>
+            <w:r>
+              <w:rPr>
+                <w:rFonts w:ascii="Arial" w:cs="Arial" w:eastAsia="Arial" w:hAnsi="Arial"/>
+                <w:b w:val="false"/>
+                <w:bCs w:val="false"/>
+                <w:color w:val="1A1A1A"/>
+                <w:sz w:val="17"/>
+                <w:szCs w:val="17"/>
+                <w:rtl/>
+              </w:rPr>
+              <w:t xml:space="preserve"> ألكلٍّ صفُّ عرضٍ؟</w:t>
+            </w:r>
+            <w:r>
+              <w:rPr>
+                <w:rFonts w:ascii="Arial" w:cs="Arial" w:eastAsia="Arial" w:hAnsi="Arial"/>
+                <w:b w:val="false"/>
+                <w:bCs w:val="false"/>
+                <w:color w:val="1A1A1A"/>
+                <w:sz w:val="17"/>
+                <w:szCs w:val="17"/>
+                <w:rtl/>
+              </w:rPr>
+              <w:t xml:space="preserve">**</w:t>
+            </w:r>
+            <w:r>
+              <w:rPr>
+                <w:rFonts w:ascii="Arial" w:cs="Arial" w:eastAsia="Arial" w:hAnsi="Arial"/>
+                <w:b w:val="false"/>
+                <w:bCs w:val="false"/>
+                <w:color w:val="1A1A1A"/>
+                <w:sz w:val="17"/>
+                <w:szCs w:val="17"/>
+                <w:rtl/>
+              </w:rPr>
+              <w:t xml:space="preserve"> → </w:t>
+            </w:r>
+            <w:r>
+              <w:rPr>
+                <w:rFonts w:ascii="Arial" w:cs="Arial" w:eastAsia="Arial" w:hAnsi="Arial"/>
+                <w:b w:val="false"/>
+                <w:bCs w:val="false"/>
+                <w:color w:val="1A1A1A"/>
+                <w:sz w:val="17"/>
+                <w:szCs w:val="17"/>
+                <w:rtl/>
+              </w:rPr>
+              <w:t xml:space="preserve">**</w:t>
+            </w:r>
+            <w:r>
+              <w:rPr>
+                <w:rFonts w:ascii="Arial" w:cs="Arial" w:eastAsia="Arial" w:hAnsi="Arial"/>
+                <w:b w:val="false"/>
+                <w:bCs w:val="false"/>
+                <w:color w:val="1A1A1A"/>
+                <w:sz w:val="17"/>
+                <w:szCs w:val="17"/>
+                <w:rtl/>
+              </w:rPr>
+              <w:t xml:space="preserve">ذو مصلحةٍ بلا صفٍّ يُنبَّه ويُراجَع</w:t>
+            </w:r>
+            <w:r>
+              <w:rPr>
+                <w:rFonts w:ascii="Arial" w:cs="Arial" w:eastAsia="Arial" w:hAnsi="Arial"/>
+                <w:b w:val="false"/>
+                <w:bCs w:val="false"/>
+                <w:color w:val="1A1A1A"/>
+                <w:sz w:val="17"/>
+                <w:szCs w:val="17"/>
+                <w:rtl/>
+              </w:rPr>
+              <w:t xml:space="preserve">**</w:t>
+            </w:r>
+            <w:r>
+              <w:rPr>
+                <w:rFonts w:ascii="Arial" w:cs="Arial" w:eastAsia="Arial" w:hAnsi="Arial"/>
+                <w:b w:val="false"/>
+                <w:bCs w:val="false"/>
+                <w:color w:val="1A1A1A"/>
+                <w:sz w:val="17"/>
+                <w:szCs w:val="17"/>
+                <w:rtl/>
+              </w:rPr>
+              <w:t xml:space="preserve"> — </w:t>
+            </w:r>
+            <w:r>
+              <w:rPr>
+                <w:rFonts w:ascii="Arial" w:cs="Arial" w:eastAsia="Arial" w:hAnsi="Arial"/>
+                <w:b w:val="false"/>
+                <w:bCs w:val="false"/>
+                <w:color w:val="1A1A1A"/>
+                <w:sz w:val="17"/>
+                <w:szCs w:val="17"/>
+                <w:rtl/>
+              </w:rPr>
+              <w:t xml:space="preserve">**</w:t>
+            </w:r>
+            <w:r>
+              <w:rPr>
+                <w:rFonts w:ascii="Arial" w:cs="Arial" w:eastAsia="Arial" w:hAnsi="Arial"/>
+                <w:b w:val="false"/>
+                <w:bCs w:val="false"/>
+                <w:color w:val="1A1A1A"/>
+                <w:sz w:val="17"/>
+                <w:szCs w:val="17"/>
+                <w:rtl/>
+              </w:rPr>
+              <w:t xml:space="preserve">فاحتكارُ المعلومة في إدارةٍ واحدةٍ عيبٌ كعيب نسخِها بلا زاوية</w:t>
+            </w:r>
+            <w:r>
+              <w:rPr>
+                <w:rFonts w:ascii="Arial" w:cs="Arial" w:eastAsia="Arial" w:hAnsi="Arial"/>
+                <w:b w:val="false"/>
+                <w:bCs w:val="false"/>
+                <w:color w:val="1A1A1A"/>
+                <w:sz w:val="17"/>
+                <w:szCs w:val="17"/>
+                <w:rtl/>
+              </w:rPr>
+              <w:t xml:space="preserve">**</w:t>
+            </w:r>
+          </w:p>
+        </w:tc>
+        <w:tc>
+          <w:tcPr>
+            <w:tcW w:type="dxa" w:w="2300"/>
+            <w:tcBorders>
+              <w:top w:val="single" w:color="C9D3DF" w:sz="2"/>
+              <w:left w:val="single" w:color="C9D3DF" w:sz="2"/>
+              <w:bottom w:val="single" w:color="C9D3DF" w:sz="2"/>
+              <w:right w:val="single" w:color="C9D3DF" w:sz="2"/>
+            </w:tcBorders>
+            <w:shd w:fill="EAF1F8" w:color="auto" w:val="clear"/>
+            <w:tcMar>
+              <w:top w:type="dxa" w:w="70"/>
+              <w:left w:type="dxa" w:w="110"/>
+              <w:bottom w:type="dxa" w:w="70"/>
+              <w:right w:type="dxa" w:w="110"/>
+            </w:tcMar>
+            <w:vAlign w:val="center"/>
+          </w:tcPr>
+          <w:p>
+            <w:pPr>
+              <w:bidi/>
+              <w:spacing w:after="0" w:line="250"/>
+              <w:jc w:val="both"/>
+            </w:pPr>
+            <w:r>
+              <w:rPr>
+                <w:rFonts w:ascii="Arial" w:cs="Arial" w:eastAsia="Arial" w:hAnsi="Arial"/>
+                <w:b/>
+                <w:bCs/>
+                <w:color w:val="1A1A1A"/>
+                <w:sz w:val="17"/>
+                <w:szCs w:val="17"/>
+                <w:rtl/>
+              </w:rPr>
+              <w:t xml:space="preserve">⑫ لا احتكار</w:t>
+            </w:r>
+          </w:p>
+        </w:tc>
+      </w:tr>
+      <w:tr>
+        <w:tc>
+          <w:tcPr>
+            <w:tcW w:type="dxa" w:w="7060"/>
+            <w:tcBorders>
+              <w:top w:val="single" w:color="C9D3DF" w:sz="2"/>
+              <w:left w:val="single" w:color="C9D3DF" w:sz="2"/>
+              <w:bottom w:val="single" w:color="C9D3DF" w:sz="2"/>
+              <w:right w:val="single" w:color="C9D3DF" w:sz="2"/>
+            </w:tcBorders>
+            <w:shd w:fill="FFFFFF" w:color="auto" w:val="clear"/>
+            <w:tcMar>
+              <w:top w:type="dxa" w:w="70"/>
+              <w:left w:type="dxa" w:w="110"/>
+              <w:bottom w:type="dxa" w:w="70"/>
+              <w:right w:type="dxa" w:w="110"/>
+            </w:tcMar>
+            <w:vAlign w:val="center"/>
+          </w:tcPr>
+          <w:p>
+            <w:pPr>
+              <w:bidi/>
+              <w:spacing w:after="0" w:line="250"/>
+              <w:jc w:val="both"/>
+            </w:pPr>
+            <w:r>
+              <w:rPr>
+                <w:rFonts w:ascii="Arial" w:cs="Arial" w:eastAsia="Arial" w:hAnsi="Arial"/>
+                <w:b w:val="false"/>
+                <w:bCs w:val="false"/>
+                <w:color w:val="1A1A1A"/>
+                <w:sz w:val="17"/>
+                <w:szCs w:val="17"/>
+                <w:rtl/>
+              </w:rPr>
+              <w:t xml:space="preserve">**</w:t>
+            </w:r>
+            <w:r>
+              <w:rPr>
+                <w:rFonts w:ascii="Arial" w:cs="Arial" w:eastAsia="Arial" w:hAnsi="Arial"/>
+                <w:b w:val="false"/>
+                <w:bCs w:val="false"/>
+                <w:color w:val="1A1A1A"/>
+                <w:sz w:val="17"/>
+                <w:szCs w:val="17"/>
+                <w:rtl/>
+              </w:rPr>
+              <w:t xml:space="preserve">كلُّ حسابٍ في النظام</w:t>
+            </w:r>
+            <w:r>
+              <w:rPr>
+                <w:rFonts w:ascii="Arial" w:cs="Arial" w:eastAsia="Arial" w:hAnsi="Arial"/>
+                <w:b w:val="false"/>
+                <w:bCs w:val="false"/>
+                <w:color w:val="1A1A1A"/>
+                <w:sz w:val="17"/>
+                <w:szCs w:val="17"/>
+                <w:rtl/>
+              </w:rPr>
+              <w:t xml:space="preserve">:</w:t>
+            </w:r>
+            <w:r>
+              <w:rPr>
+                <w:rFonts w:ascii="Arial" w:cs="Arial" w:eastAsia="Arial" w:hAnsi="Arial"/>
+                <w:b w:val="false"/>
+                <w:bCs w:val="false"/>
+                <w:color w:val="1A1A1A"/>
+                <w:sz w:val="17"/>
+                <w:szCs w:val="17"/>
+                <w:rtl/>
+              </w:rPr>
+              <w:t xml:space="preserve"> أيرى «إنجازي» و«بوابتي»؟</w:t>
+            </w:r>
+            <w:r>
+              <w:rPr>
+                <w:rFonts w:ascii="Arial" w:cs="Arial" w:eastAsia="Arial" w:hAnsi="Arial"/>
+                <w:b w:val="false"/>
+                <w:bCs w:val="false"/>
+                <w:color w:val="1A1A1A"/>
+                <w:sz w:val="17"/>
+                <w:szCs w:val="17"/>
+                <w:rtl/>
+              </w:rPr>
+              <w:t xml:space="preserve">**</w:t>
+            </w:r>
+            <w:r>
+              <w:rPr>
+                <w:rFonts w:ascii="Arial" w:cs="Arial" w:eastAsia="Arial" w:hAnsi="Arial"/>
+                <w:b w:val="false"/>
+                <w:bCs w:val="false"/>
+                <w:color w:val="1A1A1A"/>
+                <w:sz w:val="17"/>
+                <w:szCs w:val="17"/>
+                <w:rtl/>
+              </w:rPr>
+              <w:t xml:space="preserve"> → </w:t>
+            </w:r>
+            <w:r>
+              <w:rPr>
+                <w:rFonts w:ascii="Arial" w:cs="Arial" w:eastAsia="Arial" w:hAnsi="Arial"/>
+                <w:b w:val="false"/>
+                <w:bCs w:val="false"/>
+                <w:color w:val="1A1A1A"/>
+                <w:sz w:val="17"/>
+                <w:szCs w:val="17"/>
+                <w:rtl/>
+              </w:rPr>
+              <w:t xml:space="preserve">**</w:t>
+            </w:r>
+            <w:r>
+              <w:rPr>
+                <w:rFonts w:ascii="Arial" w:cs="Arial" w:eastAsia="Arial" w:hAnsi="Arial"/>
+                <w:b w:val="false"/>
+                <w:bCs w:val="false"/>
+                <w:color w:val="1A1A1A"/>
+                <w:sz w:val="17"/>
+                <w:szCs w:val="17"/>
+                <w:rtl/>
+              </w:rPr>
+              <w:t xml:space="preserve">حسابٌ بلا أحدهما يمنع الدمج</w:t>
+            </w:r>
+            <w:r>
+              <w:rPr>
+                <w:rFonts w:ascii="Arial" w:cs="Arial" w:eastAsia="Arial" w:hAnsi="Arial"/>
+                <w:b w:val="false"/>
+                <w:bCs w:val="false"/>
+                <w:color w:val="1A1A1A"/>
+                <w:sz w:val="17"/>
+                <w:szCs w:val="17"/>
+                <w:rtl/>
+              </w:rPr>
+              <w:t xml:space="preserve">**</w:t>
+            </w:r>
+            <w:r>
+              <w:rPr>
+                <w:rFonts w:ascii="Arial" w:cs="Arial" w:eastAsia="Arial" w:hAnsi="Arial"/>
+                <w:b w:val="false"/>
+                <w:bCs w:val="false"/>
+                <w:color w:val="1A1A1A"/>
+                <w:sz w:val="17"/>
+                <w:szCs w:val="17"/>
+                <w:rtl/>
+              </w:rPr>
+              <w:t xml:space="preserve"> — ولا يُستثنى دورٌ</w:t>
+            </w:r>
+          </w:p>
+        </w:tc>
+        <w:tc>
+          <w:tcPr>
+            <w:tcW w:type="dxa" w:w="2300"/>
+            <w:tcBorders>
+              <w:top w:val="single" w:color="C9D3DF" w:sz="2"/>
+              <w:left w:val="single" w:color="C9D3DF" w:sz="2"/>
+              <w:bottom w:val="single" w:color="C9D3DF" w:sz="2"/>
+              <w:right w:val="single" w:color="C9D3DF" w:sz="2"/>
+            </w:tcBorders>
+            <w:shd w:fill="FFFFFF" w:color="auto" w:val="clear"/>
+            <w:tcMar>
+              <w:top w:type="dxa" w:w="70"/>
+              <w:left w:type="dxa" w:w="110"/>
+              <w:bottom w:type="dxa" w:w="70"/>
+              <w:right w:type="dxa" w:w="110"/>
+            </w:tcMar>
+            <w:vAlign w:val="center"/>
+          </w:tcPr>
+          <w:p>
+            <w:pPr>
+              <w:bidi/>
+              <w:spacing w:after="0" w:line="250"/>
+              <w:jc w:val="both"/>
+            </w:pPr>
+            <w:r>
+              <w:rPr>
+                <w:rFonts w:ascii="Arial" w:cs="Arial" w:eastAsia="Arial" w:hAnsi="Arial"/>
+                <w:b/>
+                <w:bCs/>
+                <w:color w:val="1A1A1A"/>
+                <w:sz w:val="17"/>
+                <w:szCs w:val="17"/>
+                <w:rtl/>
+              </w:rPr>
+              <w:t xml:space="preserve">⑬ إنجازي وبوابتي</w:t>
+            </w:r>
+          </w:p>
+        </w:tc>
+      </w:tr>
+    </w:tbl>
+    <w:p>
+      <w:pPr>
+        <w:pStyle w:val="Heading2"/>
+        <w:bidi/>
+        <w:spacing w:after="90" w:before="180" w:line="270"/>
+        <w:jc w:val="right"/>
+      </w:pPr>
+      <w:r>
+        <w:rPr>
+          <w:rFonts w:ascii="Arial" w:cs="Arial" w:eastAsia="Arial" w:hAnsi="Arial"/>
+          <w:b/>
+          <w:bCs/>
+          <w:color w:val="6B3FA0"/>
+          <w:sz w:val="22"/>
+          <w:szCs w:val="22"/>
+          <w:rtl w:val="false"/>
+        </w:rPr>
+        <w:t xml:space="preserve">5.1</w:t>
+      </w:r>
+      <w:r>
+        <w:rPr>
+          <w:rFonts w:ascii="Arial" w:cs="Arial" w:eastAsia="Arial" w:hAnsi="Arial"/>
+          <w:b/>
+          <w:bCs/>
+          <w:color w:val="6B3FA0"/>
+          <w:sz w:val="22"/>
+          <w:szCs w:val="22"/>
+          <w:rtl/>
+        </w:rPr>
+        <w:t xml:space="preserve"> </w:t>
+      </w:r>
+      <w:r>
+        <w:rPr>
+          <w:rFonts w:ascii="Arial" w:cs="Arial" w:eastAsia="Arial" w:hAnsi="Arial"/>
+          <w:b/>
+          <w:bCs/>
+          <w:color w:val="6B3FA0"/>
+          <w:sz w:val="22"/>
+          <w:szCs w:val="22"/>
+          <w:rtl/>
+        </w:rPr>
+        <w:t xml:space="preserve">·</w:t>
+      </w:r>
+      <w:r>
+        <w:rPr>
+          <w:rFonts w:ascii="Arial" w:cs="Arial" w:eastAsia="Arial" w:hAnsi="Arial"/>
+          <w:b/>
+          <w:bCs/>
+          <w:color w:val="6B3FA0"/>
+          <w:sz w:val="22"/>
+          <w:szCs w:val="22"/>
+          <w:rtl/>
+        </w:rPr>
+        <w:t xml:space="preserve"> مخرَجُ الفحص — أرقامٌ موجبةٌ وأخرى صفرٌ لزامًا</w:t>
+      </w:r>
+    </w:p>
+    <w:tbl>
+      <w:tblPr>
+        <w:bidiVisual/>
+        <w:tblW w:type="dxa" w:w="9360"/>
+        <w:tblBorders>
+          <w:top w:val="single" w:color="auto" w:sz="4"/>
+          <w:left w:val="single" w:color="auto" w:sz="4"/>
+          <w:bottom w:val="single" w:color="auto" w:sz="4"/>
+          <w:right w:val="single" w:color="auto" w:sz="4"/>
+          <w:insideH w:val="single" w:color="auto" w:sz="4"/>
+          <w:insideV w:val="single" w:color="auto" w:sz="4"/>
+        </w:tblBorders>
+      </w:tblPr>
+      <w:tblGrid>
+        <w:gridCol w:w="7060"/>
+        <w:gridCol w:w="2300"/>
+      </w:tblGrid>
+      <w:tr>
+        <w:trPr>
+          <w:tblHeader/>
+        </w:trPr>
+        <w:tc>
+          <w:tcPr>
+            <w:tcW w:type="dxa" w:w="7060"/>
+            <w:tcBorders>
+              <w:top w:val="single" w:color="C9D3DF" w:sz="2"/>
+              <w:left w:val="single" w:color="C9D3DF" w:sz="2"/>
+              <w:bottom w:val="single" w:color="C9D3DF" w:sz="2"/>
+              <w:right w:val="single" w:color="C9D3DF" w:sz="2"/>
+            </w:tcBorders>
+            <w:shd w:fill="1F4E79" w:color="auto" w:val="clear"/>
+            <w:tcMar>
+              <w:top w:type="dxa" w:w="70"/>
+              <w:left w:type="dxa" w:w="110"/>
+              <w:bottom w:type="dxa" w:w="70"/>
+              <w:right w:type="dxa" w:w="110"/>
+            </w:tcMar>
+            <w:vAlign w:val="center"/>
+          </w:tcPr>
+          <w:p>
+            <w:pPr>
+              <w:bidi/>
+              <w:spacing w:after="0" w:line="250"/>
+              <w:jc w:val="both"/>
+            </w:pPr>
+            <w:r>
+              <w:rPr>
+                <w:rFonts w:ascii="Arial" w:cs="Arial" w:eastAsia="Arial" w:hAnsi="Arial"/>
+                <w:b/>
+                <w:bCs/>
+                <w:color w:val="FFFFFF"/>
+                <w:sz w:val="17"/>
+                <w:szCs w:val="17"/>
+                <w:rtl/>
+              </w:rPr>
+              <w:t xml:space="preserve">القيمةُ المتوقَّعة</w:t>
+            </w:r>
+          </w:p>
+        </w:tc>
+        <w:tc>
+          <w:tcPr>
+            <w:tcW w:type="dxa" w:w="2300"/>
+            <w:tcBorders>
+              <w:top w:val="single" w:color="C9D3DF" w:sz="2"/>
+              <w:left w:val="single" w:color="C9D3DF" w:sz="2"/>
+              <w:bottom w:val="single" w:color="C9D3DF" w:sz="2"/>
+              <w:right w:val="single" w:color="C9D3DF" w:sz="2"/>
+            </w:tcBorders>
+            <w:shd w:fill="1F4E79" w:color="auto" w:val="clear"/>
+            <w:tcMar>
+              <w:top w:type="dxa" w:w="70"/>
+              <w:left w:type="dxa" w:w="110"/>
+              <w:bottom w:type="dxa" w:w="70"/>
+              <w:right w:type="dxa" w:w="110"/>
+            </w:tcMar>
+            <w:vAlign w:val="center"/>
+          </w:tcPr>
+          <w:p>
+            <w:pPr>
+              <w:bidi/>
+              <w:spacing w:after="0" w:line="250"/>
+              <w:jc w:val="both"/>
+            </w:pPr>
+            <w:r>
+              <w:rPr>
+                <w:rFonts w:ascii="Arial" w:cs="Arial" w:eastAsia="Arial" w:hAnsi="Arial"/>
+                <w:b/>
+                <w:bCs/>
+                <w:color w:val="FFFFFF"/>
+                <w:sz w:val="17"/>
+                <w:szCs w:val="17"/>
+                <w:rtl/>
+              </w:rPr>
+              <w:t xml:space="preserve">الرقم</w:t>
+            </w:r>
+          </w:p>
+        </w:tc>
+      </w:tr>
+      <w:tr>
+        <w:tc>
+          <w:tcPr>
+            <w:tcW w:type="dxa" w:w="7060"/>
+            <w:tcBorders>
+              <w:top w:val="single" w:color="C9D3DF" w:sz="2"/>
+              <w:left w:val="single" w:color="C9D3DF" w:sz="2"/>
+              <w:bottom w:val="single" w:color="C9D3DF" w:sz="2"/>
+              <w:right w:val="single" w:color="C9D3DF" w:sz="2"/>
+            </w:tcBorders>
+            <w:shd w:fill="FFFFFF" w:color="auto" w:val="clear"/>
+            <w:tcMar>
+              <w:top w:type="dxa" w:w="70"/>
+              <w:left w:type="dxa" w:w="110"/>
+              <w:bottom w:type="dxa" w:w="70"/>
+              <w:right w:type="dxa" w:w="110"/>
+            </w:tcMar>
+            <w:vAlign w:val="center"/>
+          </w:tcPr>
+          <w:p>
+            <w:pPr>
+              <w:bidi/>
+              <w:spacing w:after="0" w:line="250"/>
+              <w:jc w:val="both"/>
+            </w:pPr>
+            <w:r>
+              <w:rPr>
+                <w:rFonts w:ascii="Arial" w:cs="Arial" w:eastAsia="Arial" w:hAnsi="Arial"/>
+                <w:b w:val="false"/>
+                <w:bCs w:val="false"/>
+                <w:color w:val="1A1A1A"/>
+                <w:sz w:val="17"/>
+                <w:szCs w:val="17"/>
+                <w:rtl/>
+              </w:rPr>
+              <w:t xml:space="preserve">**</w:t>
+            </w:r>
+            <w:r>
+              <w:rPr>
+                <w:rFonts w:ascii="Arial" w:cs="Arial" w:eastAsia="Arial" w:hAnsi="Arial"/>
+                <w:b w:val="false"/>
+                <w:bCs w:val="false"/>
+                <w:color w:val="1A1A1A"/>
+                <w:sz w:val="17"/>
+                <w:szCs w:val="17"/>
+                <w:rtl/>
+              </w:rPr>
+              <w:t xml:space="preserve">رقمٌ موجبٌ كبير</w:t>
+            </w:r>
+            <w:r>
+              <w:rPr>
+                <w:rFonts w:ascii="Arial" w:cs="Arial" w:eastAsia="Arial" w:hAnsi="Arial"/>
+                <w:b w:val="false"/>
+                <w:bCs w:val="false"/>
+                <w:color w:val="1A1A1A"/>
+                <w:sz w:val="17"/>
+                <w:szCs w:val="17"/>
+                <w:rtl/>
+              </w:rPr>
+              <w:t xml:space="preserve">**</w:t>
+            </w:r>
+            <w:r>
+              <w:rPr>
+                <w:rFonts w:ascii="Arial" w:cs="Arial" w:eastAsia="Arial" w:hAnsi="Arial"/>
+                <w:b w:val="false"/>
+                <w:bCs w:val="false"/>
+                <w:color w:val="1A1A1A"/>
+                <w:sz w:val="17"/>
+                <w:szCs w:val="17"/>
+                <w:rtl/>
+              </w:rPr>
+              <w:t xml:space="preserve"> — وهو مقامُ التغطية</w:t>
+            </w:r>
+            <w:r>
+              <w:rPr>
+                <w:rFonts w:ascii="Arial" w:cs="Arial" w:eastAsia="Arial" w:hAnsi="Arial"/>
+                <w:b w:val="false"/>
+                <w:bCs w:val="false"/>
+                <w:color w:val="1A1A1A"/>
+                <w:sz w:val="17"/>
+                <w:szCs w:val="17"/>
+                <w:rtl/>
+              </w:rPr>
+              <w:t xml:space="preserve">.</w:t>
+            </w:r>
+            <w:r>
+              <w:rPr>
+                <w:rFonts w:ascii="Arial" w:cs="Arial" w:eastAsia="Arial" w:hAnsi="Arial"/>
+                <w:b w:val="false"/>
+                <w:bCs w:val="false"/>
+                <w:color w:val="1A1A1A"/>
+                <w:sz w:val="17"/>
+                <w:szCs w:val="17"/>
+                <w:rtl/>
+              </w:rPr>
+              <w:t xml:space="preserve"> </w:t>
+            </w:r>
+            <w:r>
+              <w:rPr>
+                <w:rFonts w:ascii="Arial" w:cs="Arial" w:eastAsia="Arial" w:hAnsi="Arial"/>
+                <w:b w:val="false"/>
+                <w:bCs w:val="false"/>
+                <w:color w:val="1A1A1A"/>
+                <w:sz w:val="17"/>
+                <w:szCs w:val="17"/>
+                <w:rtl/>
+              </w:rPr>
+              <w:t xml:space="preserve">**</w:t>
+            </w:r>
+            <w:r>
+              <w:rPr>
+                <w:rFonts w:ascii="Arial" w:cs="Arial" w:eastAsia="Arial" w:hAnsi="Arial"/>
+                <w:b w:val="false"/>
+                <w:bCs w:val="false"/>
+                <w:color w:val="1A1A1A"/>
+                <w:sz w:val="17"/>
+                <w:szCs w:val="17"/>
+                <w:rtl/>
+              </w:rPr>
+              <w:t xml:space="preserve">وصفرٌ هنا يعني أن الماسحَ لم يعمل لا أن النظامَ نظيف</w:t>
+            </w:r>
+            <w:r>
+              <w:rPr>
+                <w:rFonts w:ascii="Arial" w:cs="Arial" w:eastAsia="Arial" w:hAnsi="Arial"/>
+                <w:b w:val="false"/>
+                <w:bCs w:val="false"/>
+                <w:color w:val="1A1A1A"/>
+                <w:sz w:val="17"/>
+                <w:szCs w:val="17"/>
+                <w:rtl/>
+              </w:rPr>
+              <w:t xml:space="preserve">**</w:t>
+            </w:r>
+          </w:p>
+        </w:tc>
+        <w:tc>
+          <w:tcPr>
+            <w:tcW w:type="dxa" w:w="2300"/>
+            <w:tcBorders>
+              <w:top w:val="single" w:color="C9D3DF" w:sz="2"/>
+              <w:left w:val="single" w:color="C9D3DF" w:sz="2"/>
+              <w:bottom w:val="single" w:color="C9D3DF" w:sz="2"/>
+              <w:right w:val="single" w:color="C9D3DF" w:sz="2"/>
+            </w:tcBorders>
+            <w:shd w:fill="FFFFFF" w:color="auto" w:val="clear"/>
+            <w:tcMar>
+              <w:top w:type="dxa" w:w="70"/>
+              <w:left w:type="dxa" w:w="110"/>
+              <w:bottom w:type="dxa" w:w="70"/>
+              <w:right w:type="dxa" w:w="110"/>
+            </w:tcMar>
+            <w:vAlign w:val="center"/>
+          </w:tcPr>
+          <w:p>
+            <w:pPr>
+              <w:bidi/>
+              <w:spacing w:after="0" w:line="250"/>
+              <w:jc w:val="both"/>
+            </w:pPr>
+            <w:r>
+              <w:rPr>
+                <w:rFonts w:ascii="Arial" w:cs="Arial" w:eastAsia="Arial" w:hAnsi="Arial"/>
+                <w:b/>
+                <w:bCs/>
+                <w:color w:val="1A1A1A"/>
+                <w:sz w:val="17"/>
+                <w:szCs w:val="17"/>
+                <w:rtl/>
+              </w:rPr>
+              <w:t xml:space="preserve">① الأزرارُ المستخرجةُ من القوالب</w:t>
+            </w:r>
+          </w:p>
+        </w:tc>
+      </w:tr>
+      <w:tr>
+        <w:tc>
+          <w:tcPr>
+            <w:tcW w:type="dxa" w:w="7060"/>
+            <w:tcBorders>
+              <w:top w:val="single" w:color="C9D3DF" w:sz="2"/>
+              <w:left w:val="single" w:color="C9D3DF" w:sz="2"/>
+              <w:bottom w:val="single" w:color="C9D3DF" w:sz="2"/>
+              <w:right w:val="single" w:color="C9D3DF" w:sz="2"/>
+            </w:tcBorders>
+            <w:shd w:fill="EAF1F8" w:color="auto" w:val="clear"/>
+            <w:tcMar>
+              <w:top w:type="dxa" w:w="70"/>
+              <w:left w:type="dxa" w:w="110"/>
+              <w:bottom w:type="dxa" w:w="70"/>
+              <w:right w:type="dxa" w:w="110"/>
+            </w:tcMar>
+            <w:vAlign w:val="center"/>
+          </w:tcPr>
+          <w:p>
+            <w:pPr>
+              <w:bidi/>
+              <w:spacing w:after="0" w:line="250"/>
+              <w:jc w:val="both"/>
+            </w:pPr>
+            <w:r>
+              <w:rPr>
+                <w:rFonts w:ascii="Arial" w:cs="Arial" w:eastAsia="Arial" w:hAnsi="Arial"/>
+                <w:b w:val="false"/>
+                <w:bCs w:val="false"/>
+                <w:color w:val="1A1A1A"/>
+                <w:sz w:val="17"/>
+                <w:szCs w:val="17"/>
+                <w:rtl/>
+              </w:rPr>
+              <w:t xml:space="preserve">**</w:t>
+            </w:r>
+            <w:r>
+              <w:rPr>
+                <w:rFonts w:ascii="Arial" w:cs="Arial" w:eastAsia="Arial" w:hAnsi="Arial"/>
+                <w:b w:val="false"/>
+                <w:bCs w:val="false"/>
+                <w:color w:val="1A1A1A"/>
+                <w:sz w:val="17"/>
+                <w:szCs w:val="17"/>
+                <w:rtl/>
+              </w:rPr>
+              <w:t xml:space="preserve">يساوي الأولَ بالضبط</w:t>
+            </w:r>
+            <w:r>
+              <w:rPr>
+                <w:rFonts w:ascii="Arial" w:cs="Arial" w:eastAsia="Arial" w:hAnsi="Arial"/>
+                <w:b w:val="false"/>
+                <w:bCs w:val="false"/>
+                <w:color w:val="1A1A1A"/>
+                <w:sz w:val="17"/>
+                <w:szCs w:val="17"/>
+                <w:rtl/>
+              </w:rPr>
+              <w:t xml:space="preserve">**</w:t>
+            </w:r>
+            <w:r>
+              <w:rPr>
+                <w:rFonts w:ascii="Arial" w:cs="Arial" w:eastAsia="Arial" w:hAnsi="Arial"/>
+                <w:b w:val="false"/>
+                <w:bCs w:val="false"/>
+                <w:color w:val="1A1A1A"/>
+                <w:sz w:val="17"/>
+                <w:szCs w:val="17"/>
+                <w:rtl/>
+              </w:rPr>
+              <w:t xml:space="preserve"> — والفرقُ بينهما هو عددُ الأزرار اليتيمة</w:t>
+            </w:r>
+          </w:p>
+        </w:tc>
+        <w:tc>
+          <w:tcPr>
+            <w:tcW w:type="dxa" w:w="2300"/>
+            <w:tcBorders>
+              <w:top w:val="single" w:color="C9D3DF" w:sz="2"/>
+              <w:left w:val="single" w:color="C9D3DF" w:sz="2"/>
+              <w:bottom w:val="single" w:color="C9D3DF" w:sz="2"/>
+              <w:right w:val="single" w:color="C9D3DF" w:sz="2"/>
+            </w:tcBorders>
+            <w:shd w:fill="EAF1F8" w:color="auto" w:val="clear"/>
+            <w:tcMar>
+              <w:top w:type="dxa" w:w="70"/>
+              <w:left w:type="dxa" w:w="110"/>
+              <w:bottom w:type="dxa" w:w="70"/>
+              <w:right w:type="dxa" w:w="110"/>
+            </w:tcMar>
+            <w:vAlign w:val="center"/>
+          </w:tcPr>
+          <w:p>
+            <w:pPr>
+              <w:bidi/>
+              <w:spacing w:after="0" w:line="250"/>
+              <w:jc w:val="both"/>
+            </w:pPr>
+            <w:r>
+              <w:rPr>
+                <w:rFonts w:ascii="Arial" w:cs="Arial" w:eastAsia="Arial" w:hAnsi="Arial"/>
+                <w:b/>
+                <w:bCs/>
+                <w:color w:val="1A1A1A"/>
+                <w:sz w:val="17"/>
+                <w:szCs w:val="17"/>
+                <w:rtl/>
+              </w:rPr>
+              <w:t xml:space="preserve">② الأزرارُ ذاتُ كود فعلٍ مسجَّل</w:t>
+            </w:r>
+          </w:p>
+        </w:tc>
+      </w:tr>
+      <w:tr>
+        <w:tc>
+          <w:tcPr>
+            <w:tcW w:type="dxa" w:w="7060"/>
+            <w:tcBorders>
+              <w:top w:val="single" w:color="C9D3DF" w:sz="2"/>
+              <w:left w:val="single" w:color="C9D3DF" w:sz="2"/>
+              <w:bottom w:val="single" w:color="C9D3DF" w:sz="2"/>
+              <w:right w:val="single" w:color="C9D3DF" w:sz="2"/>
+            </w:tcBorders>
+            <w:shd w:fill="FFFFFF" w:color="auto" w:val="clear"/>
+            <w:tcMar>
+              <w:top w:type="dxa" w:w="70"/>
+              <w:left w:type="dxa" w:w="110"/>
+              <w:bottom w:type="dxa" w:w="70"/>
+              <w:right w:type="dxa" w:w="110"/>
+            </w:tcMar>
+            <w:vAlign w:val="center"/>
+          </w:tcPr>
+          <w:p>
+            <w:pPr>
+              <w:bidi/>
+              <w:spacing w:after="0" w:line="250"/>
+              <w:jc w:val="both"/>
+            </w:pPr>
+            <w:r>
+              <w:rPr>
+                <w:rFonts w:ascii="Arial" w:cs="Arial" w:eastAsia="Arial" w:hAnsi="Arial"/>
+                <w:b w:val="false"/>
+                <w:bCs w:val="false"/>
+                <w:color w:val="1A1A1A"/>
+                <w:sz w:val="17"/>
+                <w:szCs w:val="17"/>
+                <w:rtl/>
+              </w:rPr>
+              <w:t xml:space="preserve">**</w:t>
+            </w:r>
+            <w:r>
+              <w:rPr>
+                <w:rFonts w:ascii="Arial" w:cs="Arial" w:eastAsia="Arial" w:hAnsi="Arial"/>
+                <w:b w:val="false"/>
+                <w:bCs w:val="false"/>
+                <w:color w:val="1A1A1A"/>
+                <w:sz w:val="17"/>
+                <w:szCs w:val="17"/>
+                <w:rtl/>
+              </w:rPr>
+              <w:t xml:space="preserve">صفر</w:t>
+            </w:r>
+            <w:r>
+              <w:rPr>
+                <w:rFonts w:ascii="Arial" w:cs="Arial" w:eastAsia="Arial" w:hAnsi="Arial"/>
+                <w:b w:val="false"/>
+                <w:bCs w:val="false"/>
+                <w:color w:val="1A1A1A"/>
+                <w:sz w:val="17"/>
+                <w:szCs w:val="17"/>
+                <w:rtl/>
+              </w:rPr>
+              <w:t xml:space="preserve">**</w:t>
+            </w:r>
+            <w:r>
+              <w:rPr>
+                <w:rFonts w:ascii="Arial" w:cs="Arial" w:eastAsia="Arial" w:hAnsi="Arial"/>
+                <w:b w:val="false"/>
+                <w:bCs w:val="false"/>
+                <w:color w:val="1A1A1A"/>
+                <w:sz w:val="17"/>
+                <w:szCs w:val="17"/>
+                <w:rtl/>
+              </w:rPr>
+              <w:t xml:space="preserve"> — وهو الفرقُ بين ① و②</w:t>
+            </w:r>
+          </w:p>
+        </w:tc>
+        <w:tc>
+          <w:tcPr>
+            <w:tcW w:type="dxa" w:w="2300"/>
+            <w:tcBorders>
+              <w:top w:val="single" w:color="C9D3DF" w:sz="2"/>
+              <w:left w:val="single" w:color="C9D3DF" w:sz="2"/>
+              <w:bottom w:val="single" w:color="C9D3DF" w:sz="2"/>
+              <w:right w:val="single" w:color="C9D3DF" w:sz="2"/>
+            </w:tcBorders>
+            <w:shd w:fill="FFFFFF" w:color="auto" w:val="clear"/>
+            <w:tcMar>
+              <w:top w:type="dxa" w:w="70"/>
+              <w:left w:type="dxa" w:w="110"/>
+              <w:bottom w:type="dxa" w:w="70"/>
+              <w:right w:type="dxa" w:w="110"/>
+            </w:tcMar>
+            <w:vAlign w:val="center"/>
+          </w:tcPr>
+          <w:p>
+            <w:pPr>
+              <w:bidi/>
+              <w:spacing w:after="0" w:line="250"/>
+              <w:jc w:val="both"/>
+            </w:pPr>
+            <w:r>
+              <w:rPr>
+                <w:rFonts w:ascii="Arial" w:cs="Arial" w:eastAsia="Arial" w:hAnsi="Arial"/>
+                <w:b/>
+                <w:bCs/>
+                <w:color w:val="1A1A1A"/>
+                <w:sz w:val="17"/>
+                <w:szCs w:val="17"/>
+                <w:rtl/>
+              </w:rPr>
+              <w:t xml:space="preserve">③ أزرارٌ يتيمة</w:t>
+            </w:r>
+          </w:p>
+        </w:tc>
+      </w:tr>
+      <w:tr>
+        <w:tc>
+          <w:tcPr>
+            <w:tcW w:type="dxa" w:w="7060"/>
+            <w:tcBorders>
+              <w:top w:val="single" w:color="C9D3DF" w:sz="2"/>
+              <w:left w:val="single" w:color="C9D3DF" w:sz="2"/>
+              <w:bottom w:val="single" w:color="C9D3DF" w:sz="2"/>
+              <w:right w:val="single" w:color="C9D3DF" w:sz="2"/>
+            </w:tcBorders>
+            <w:shd w:fill="EAF1F8" w:color="auto" w:val="clear"/>
+            <w:tcMar>
+              <w:top w:type="dxa" w:w="70"/>
+              <w:left w:type="dxa" w:w="110"/>
+              <w:bottom w:type="dxa" w:w="70"/>
+              <w:right w:type="dxa" w:w="110"/>
+            </w:tcMar>
+            <w:vAlign w:val="center"/>
+          </w:tcPr>
+          <w:p>
+            <w:pPr>
+              <w:bidi/>
+              <w:spacing w:after="0" w:line="250"/>
+              <w:jc w:val="both"/>
+            </w:pPr>
+            <w:r>
+              <w:rPr>
+                <w:rFonts w:ascii="Arial" w:cs="Arial" w:eastAsia="Arial" w:hAnsi="Arial"/>
+                <w:b w:val="false"/>
+                <w:bCs w:val="false"/>
+                <w:color w:val="1A1A1A"/>
+                <w:sz w:val="17"/>
+                <w:szCs w:val="17"/>
+                <w:rtl/>
+              </w:rPr>
+              <w:t xml:space="preserve">**</w:t>
+            </w:r>
+            <w:r>
+              <w:rPr>
+                <w:rFonts w:ascii="Arial" w:cs="Arial" w:eastAsia="Arial" w:hAnsi="Arial"/>
+                <w:b w:val="false"/>
+                <w:bCs w:val="false"/>
+                <w:color w:val="1A1A1A"/>
+                <w:sz w:val="17"/>
+                <w:szCs w:val="17"/>
+                <w:rtl/>
+              </w:rPr>
+              <w:t xml:space="preserve">صفر</w:t>
+            </w:r>
+            <w:r>
+              <w:rPr>
+                <w:rFonts w:ascii="Arial" w:cs="Arial" w:eastAsia="Arial" w:hAnsi="Arial"/>
+                <w:b w:val="false"/>
+                <w:bCs w:val="false"/>
+                <w:color w:val="1A1A1A"/>
+                <w:sz w:val="17"/>
+                <w:szCs w:val="17"/>
+                <w:rtl/>
+              </w:rPr>
+              <w:t xml:space="preserve">**</w:t>
+            </w:r>
+          </w:p>
+        </w:tc>
+        <w:tc>
+          <w:tcPr>
+            <w:tcW w:type="dxa" w:w="2300"/>
+            <w:tcBorders>
+              <w:top w:val="single" w:color="C9D3DF" w:sz="2"/>
+              <w:left w:val="single" w:color="C9D3DF" w:sz="2"/>
+              <w:bottom w:val="single" w:color="C9D3DF" w:sz="2"/>
+              <w:right w:val="single" w:color="C9D3DF" w:sz="2"/>
+            </w:tcBorders>
+            <w:shd w:fill="EAF1F8" w:color="auto" w:val="clear"/>
+            <w:tcMar>
+              <w:top w:type="dxa" w:w="70"/>
+              <w:left w:type="dxa" w:w="110"/>
+              <w:bottom w:type="dxa" w:w="70"/>
+              <w:right w:type="dxa" w:w="110"/>
+            </w:tcMar>
+            <w:vAlign w:val="center"/>
+          </w:tcPr>
+          <w:p>
+            <w:pPr>
+              <w:bidi/>
+              <w:spacing w:after="0" w:line="250"/>
+              <w:jc w:val="both"/>
+            </w:pPr>
+            <w:r>
+              <w:rPr>
+                <w:rFonts w:ascii="Arial" w:cs="Arial" w:eastAsia="Arial" w:hAnsi="Arial"/>
+                <w:b/>
+                <w:bCs/>
+                <w:color w:val="1A1A1A"/>
+                <w:sz w:val="17"/>
+                <w:szCs w:val="17"/>
+                <w:rtl/>
+              </w:rPr>
+              <w:t xml:space="preserve">④ أفعالٌ بلا معالج</w:t>
+            </w:r>
+          </w:p>
+        </w:tc>
+      </w:tr>
+      <w:tr>
+        <w:tc>
+          <w:tcPr>
+            <w:tcW w:type="dxa" w:w="7060"/>
+            <w:tcBorders>
+              <w:top w:val="single" w:color="C9D3DF" w:sz="2"/>
+              <w:left w:val="single" w:color="C9D3DF" w:sz="2"/>
+              <w:bottom w:val="single" w:color="C9D3DF" w:sz="2"/>
+              <w:right w:val="single" w:color="C9D3DF" w:sz="2"/>
+            </w:tcBorders>
+            <w:shd w:fill="FFFFFF" w:color="auto" w:val="clear"/>
+            <w:tcMar>
+              <w:top w:type="dxa" w:w="70"/>
+              <w:left w:type="dxa" w:w="110"/>
+              <w:bottom w:type="dxa" w:w="70"/>
+              <w:right w:type="dxa" w:w="110"/>
+            </w:tcMar>
+            <w:vAlign w:val="center"/>
+          </w:tcPr>
+          <w:p>
+            <w:pPr>
+              <w:bidi/>
+              <w:spacing w:after="0" w:line="250"/>
+              <w:jc w:val="both"/>
+            </w:pPr>
+            <w:r>
+              <w:rPr>
+                <w:rFonts w:ascii="Arial" w:cs="Arial" w:eastAsia="Arial" w:hAnsi="Arial"/>
+                <w:b w:val="false"/>
+                <w:bCs w:val="false"/>
+                <w:color w:val="1A1A1A"/>
+                <w:sz w:val="17"/>
+                <w:szCs w:val="17"/>
+                <w:rtl/>
+              </w:rPr>
+              <w:t xml:space="preserve">**</w:t>
+            </w:r>
+            <w:r>
+              <w:rPr>
+                <w:rFonts w:ascii="Arial" w:cs="Arial" w:eastAsia="Arial" w:hAnsi="Arial"/>
+                <w:b w:val="false"/>
+                <w:bCs w:val="false"/>
+                <w:color w:val="1A1A1A"/>
+                <w:sz w:val="17"/>
+                <w:szCs w:val="17"/>
+                <w:rtl/>
+              </w:rPr>
+              <w:t xml:space="preserve">صفر</w:t>
+            </w:r>
+            <w:r>
+              <w:rPr>
+                <w:rFonts w:ascii="Arial" w:cs="Arial" w:eastAsia="Arial" w:hAnsi="Arial"/>
+                <w:b w:val="false"/>
+                <w:bCs w:val="false"/>
+                <w:color w:val="1A1A1A"/>
+                <w:sz w:val="17"/>
+                <w:szCs w:val="17"/>
+                <w:rtl/>
+              </w:rPr>
+              <w:t xml:space="preserve">**</w:t>
+            </w:r>
+          </w:p>
+        </w:tc>
+        <w:tc>
+          <w:tcPr>
+            <w:tcW w:type="dxa" w:w="2300"/>
+            <w:tcBorders>
+              <w:top w:val="single" w:color="C9D3DF" w:sz="2"/>
+              <w:left w:val="single" w:color="C9D3DF" w:sz="2"/>
+              <w:bottom w:val="single" w:color="C9D3DF" w:sz="2"/>
+              <w:right w:val="single" w:color="C9D3DF" w:sz="2"/>
+            </w:tcBorders>
+            <w:shd w:fill="FFFFFF" w:color="auto" w:val="clear"/>
+            <w:tcMar>
+              <w:top w:type="dxa" w:w="70"/>
+              <w:left w:type="dxa" w:w="110"/>
+              <w:bottom w:type="dxa" w:w="70"/>
+              <w:right w:type="dxa" w:w="110"/>
+            </w:tcMar>
+            <w:vAlign w:val="center"/>
+          </w:tcPr>
+          <w:p>
+            <w:pPr>
+              <w:bidi/>
+              <w:spacing w:after="0" w:line="250"/>
+              <w:jc w:val="both"/>
+            </w:pPr>
+            <w:r>
+              <w:rPr>
+                <w:rFonts w:ascii="Arial" w:cs="Arial" w:eastAsia="Arial" w:hAnsi="Arial"/>
+                <w:b/>
+                <w:bCs/>
+                <w:color w:val="1A1A1A"/>
+                <w:sz w:val="17"/>
+                <w:szCs w:val="17"/>
+                <w:rtl/>
+              </w:rPr>
+              <w:t xml:space="preserve">⑤ كتابةٌ بلا حارس</w:t>
+            </w:r>
+          </w:p>
+        </w:tc>
+      </w:tr>
+      <w:tr>
+        <w:tc>
+          <w:tcPr>
+            <w:tcW w:type="dxa" w:w="7060"/>
+            <w:tcBorders>
+              <w:top w:val="single" w:color="C9D3DF" w:sz="2"/>
+              <w:left w:val="single" w:color="C9D3DF" w:sz="2"/>
+              <w:bottom w:val="single" w:color="C9D3DF" w:sz="2"/>
+              <w:right w:val="single" w:color="C9D3DF" w:sz="2"/>
+            </w:tcBorders>
+            <w:shd w:fill="EAF1F8" w:color="auto" w:val="clear"/>
+            <w:tcMar>
+              <w:top w:type="dxa" w:w="70"/>
+              <w:left w:type="dxa" w:w="110"/>
+              <w:bottom w:type="dxa" w:w="70"/>
+              <w:right w:type="dxa" w:w="110"/>
+            </w:tcMar>
+            <w:vAlign w:val="center"/>
+          </w:tcPr>
+          <w:p>
+            <w:pPr>
+              <w:bidi/>
+              <w:spacing w:after="0" w:line="250"/>
+              <w:jc w:val="both"/>
+            </w:pPr>
+            <w:r>
+              <w:rPr>
+                <w:rFonts w:ascii="Arial" w:cs="Arial" w:eastAsia="Arial" w:hAnsi="Arial"/>
+                <w:b w:val="false"/>
+                <w:bCs w:val="false"/>
+                <w:color w:val="1A1A1A"/>
+                <w:sz w:val="17"/>
+                <w:szCs w:val="17"/>
+                <w:rtl/>
+              </w:rPr>
+              <w:t xml:space="preserve">**</w:t>
+            </w:r>
+            <w:r>
+              <w:rPr>
+                <w:rFonts w:ascii="Arial" w:cs="Arial" w:eastAsia="Arial" w:hAnsi="Arial"/>
+                <w:b w:val="false"/>
+                <w:bCs w:val="false"/>
+                <w:color w:val="1A1A1A"/>
+                <w:sz w:val="17"/>
+                <w:szCs w:val="17"/>
+                <w:rtl/>
+              </w:rPr>
+              <w:t xml:space="preserve">صفر</w:t>
+            </w:r>
+            <w:r>
+              <w:rPr>
+                <w:rFonts w:ascii="Arial" w:cs="Arial" w:eastAsia="Arial" w:hAnsi="Arial"/>
+                <w:b w:val="false"/>
+                <w:bCs w:val="false"/>
+                <w:color w:val="1A1A1A"/>
+                <w:sz w:val="17"/>
+                <w:szCs w:val="17"/>
+                <w:rtl/>
+              </w:rPr>
+              <w:t xml:space="preserve">**</w:t>
+            </w:r>
+          </w:p>
+        </w:tc>
+        <w:tc>
+          <w:tcPr>
+            <w:tcW w:type="dxa" w:w="2300"/>
+            <w:tcBorders>
+              <w:top w:val="single" w:color="C9D3DF" w:sz="2"/>
+              <w:left w:val="single" w:color="C9D3DF" w:sz="2"/>
+              <w:bottom w:val="single" w:color="C9D3DF" w:sz="2"/>
+              <w:right w:val="single" w:color="C9D3DF" w:sz="2"/>
+            </w:tcBorders>
+            <w:shd w:fill="EAF1F8" w:color="auto" w:val="clear"/>
+            <w:tcMar>
+              <w:top w:type="dxa" w:w="70"/>
+              <w:left w:type="dxa" w:w="110"/>
+              <w:bottom w:type="dxa" w:w="70"/>
+              <w:right w:type="dxa" w:w="110"/>
+            </w:tcMar>
+            <w:vAlign w:val="center"/>
+          </w:tcPr>
+          <w:p>
+            <w:pPr>
+              <w:bidi/>
+              <w:spacing w:after="0" w:line="250"/>
+              <w:jc w:val="both"/>
+            </w:pPr>
+            <w:r>
+              <w:rPr>
+                <w:rFonts w:ascii="Arial" w:cs="Arial" w:eastAsia="Arial" w:hAnsi="Arial"/>
+                <w:b/>
+                <w:bCs/>
+                <w:color w:val="1A1A1A"/>
+                <w:sz w:val="17"/>
+                <w:szCs w:val="17"/>
+                <w:rtl/>
+              </w:rPr>
+              <w:t xml:space="preserve">⑥ أحداثٌ بلا مستهلك</w:t>
+            </w:r>
+          </w:p>
+        </w:tc>
+      </w:tr>
+      <w:tr>
+        <w:tc>
+          <w:tcPr>
+            <w:tcW w:type="dxa" w:w="7060"/>
+            <w:tcBorders>
+              <w:top w:val="single" w:color="C9D3DF" w:sz="2"/>
+              <w:left w:val="single" w:color="C9D3DF" w:sz="2"/>
+              <w:bottom w:val="single" w:color="C9D3DF" w:sz="2"/>
+              <w:right w:val="single" w:color="C9D3DF" w:sz="2"/>
+            </w:tcBorders>
+            <w:shd w:fill="FFFFFF" w:color="auto" w:val="clear"/>
+            <w:tcMar>
+              <w:top w:type="dxa" w:w="70"/>
+              <w:left w:type="dxa" w:w="110"/>
+              <w:bottom w:type="dxa" w:w="70"/>
+              <w:right w:type="dxa" w:w="110"/>
+            </w:tcMar>
+            <w:vAlign w:val="center"/>
+          </w:tcPr>
+          <w:p>
+            <w:pPr>
+              <w:bidi/>
+              <w:spacing w:after="0" w:line="250"/>
+              <w:jc w:val="both"/>
+            </w:pPr>
+            <w:r>
+              <w:rPr>
+                <w:rFonts w:ascii="Arial" w:cs="Arial" w:eastAsia="Arial" w:hAnsi="Arial"/>
+                <w:b w:val="false"/>
+                <w:bCs w:val="false"/>
+                <w:color w:val="1A1A1A"/>
+                <w:sz w:val="17"/>
+                <w:szCs w:val="17"/>
+                <w:rtl/>
+              </w:rPr>
+              <w:t xml:space="preserve">**</w:t>
+            </w:r>
+            <w:r>
+              <w:rPr>
+                <w:rFonts w:ascii="Arial" w:cs="Arial" w:eastAsia="Arial" w:hAnsi="Arial"/>
+                <w:b w:val="false"/>
+                <w:bCs w:val="false"/>
+                <w:color w:val="1A1A1A"/>
+                <w:sz w:val="17"/>
+                <w:szCs w:val="17"/>
+                <w:rtl/>
+              </w:rPr>
+              <w:t xml:space="preserve">صفر</w:t>
+            </w:r>
+            <w:r>
+              <w:rPr>
+                <w:rFonts w:ascii="Arial" w:cs="Arial" w:eastAsia="Arial" w:hAnsi="Arial"/>
+                <w:b w:val="false"/>
+                <w:bCs w:val="false"/>
+                <w:color w:val="1A1A1A"/>
+                <w:sz w:val="17"/>
+                <w:szCs w:val="17"/>
+                <w:rtl/>
+              </w:rPr>
+              <w:t xml:space="preserve">**</w:t>
+            </w:r>
+            <w:r>
+              <w:rPr>
+                <w:rFonts w:ascii="Arial" w:cs="Arial" w:eastAsia="Arial" w:hAnsi="Arial"/>
+                <w:b w:val="false"/>
+                <w:bCs w:val="false"/>
+                <w:color w:val="1A1A1A"/>
+                <w:sz w:val="17"/>
+                <w:szCs w:val="17"/>
+                <w:rtl/>
+              </w:rPr>
+              <w:t xml:space="preserve"> — أو يُبرَّر كلُّ صفٍّ</w:t>
+            </w:r>
+          </w:p>
+        </w:tc>
+        <w:tc>
+          <w:tcPr>
+            <w:tcW w:type="dxa" w:w="2300"/>
+            <w:tcBorders>
+              <w:top w:val="single" w:color="C9D3DF" w:sz="2"/>
+              <w:left w:val="single" w:color="C9D3DF" w:sz="2"/>
+              <w:bottom w:val="single" w:color="C9D3DF" w:sz="2"/>
+              <w:right w:val="single" w:color="C9D3DF" w:sz="2"/>
+            </w:tcBorders>
+            <w:shd w:fill="FFFFFF" w:color="auto" w:val="clear"/>
+            <w:tcMar>
+              <w:top w:type="dxa" w:w="70"/>
+              <w:left w:type="dxa" w:w="110"/>
+              <w:bottom w:type="dxa" w:w="70"/>
+              <w:right w:type="dxa" w:w="110"/>
+            </w:tcMar>
+            <w:vAlign w:val="center"/>
+          </w:tcPr>
+          <w:p>
+            <w:pPr>
+              <w:bidi/>
+              <w:spacing w:after="0" w:line="250"/>
+              <w:jc w:val="both"/>
+            </w:pPr>
+            <w:r>
+              <w:rPr>
+                <w:rFonts w:ascii="Arial" w:cs="Arial" w:eastAsia="Arial" w:hAnsi="Arial"/>
+                <w:b/>
+                <w:bCs/>
+                <w:color w:val="1A1A1A"/>
+                <w:sz w:val="17"/>
+                <w:szCs w:val="17"/>
+                <w:rtl/>
+              </w:rPr>
+              <w:t xml:space="preserve">⑦ مستهلكون صامتون</w:t>
+            </w:r>
+          </w:p>
+        </w:tc>
+      </w:tr>
+      <w:tr>
+        <w:tc>
+          <w:tcPr>
+            <w:tcW w:type="dxa" w:w="7060"/>
+            <w:tcBorders>
+              <w:top w:val="single" w:color="C9D3DF" w:sz="2"/>
+              <w:left w:val="single" w:color="C9D3DF" w:sz="2"/>
+              <w:bottom w:val="single" w:color="C9D3DF" w:sz="2"/>
+              <w:right w:val="single" w:color="C9D3DF" w:sz="2"/>
+            </w:tcBorders>
+            <w:shd w:fill="EAF1F8" w:color="auto" w:val="clear"/>
+            <w:tcMar>
+              <w:top w:type="dxa" w:w="70"/>
+              <w:left w:type="dxa" w:w="110"/>
+              <w:bottom w:type="dxa" w:w="70"/>
+              <w:right w:type="dxa" w:w="110"/>
+            </w:tcMar>
+            <w:vAlign w:val="center"/>
+          </w:tcPr>
+          <w:p>
+            <w:pPr>
+              <w:bidi/>
+              <w:spacing w:after="0" w:line="250"/>
+              <w:jc w:val="both"/>
+            </w:pPr>
+            <w:r>
+              <w:rPr>
+                <w:rFonts w:ascii="Arial" w:cs="Arial" w:eastAsia="Arial" w:hAnsi="Arial"/>
+                <w:b w:val="false"/>
+                <w:bCs w:val="false"/>
+                <w:color w:val="1A1A1A"/>
+                <w:sz w:val="17"/>
+                <w:szCs w:val="17"/>
+                <w:rtl/>
+              </w:rPr>
+              <w:t xml:space="preserve">**</w:t>
+            </w:r>
+            <w:r>
+              <w:rPr>
+                <w:rFonts w:ascii="Arial" w:cs="Arial" w:eastAsia="Arial" w:hAnsi="Arial"/>
+                <w:b w:val="false"/>
+                <w:bCs w:val="false"/>
+                <w:color w:val="1A1A1A"/>
+                <w:sz w:val="17"/>
+                <w:szCs w:val="17"/>
+                <w:rtl/>
+              </w:rPr>
+              <w:t xml:space="preserve">صفر</w:t>
+            </w:r>
+            <w:r>
+              <w:rPr>
+                <w:rFonts w:ascii="Arial" w:cs="Arial" w:eastAsia="Arial" w:hAnsi="Arial"/>
+                <w:b w:val="false"/>
+                <w:bCs w:val="false"/>
+                <w:color w:val="1A1A1A"/>
+                <w:sz w:val="17"/>
+                <w:szCs w:val="17"/>
+                <w:rtl/>
+              </w:rPr>
+              <w:t xml:space="preserve">**</w:t>
+            </w:r>
+          </w:p>
+        </w:tc>
+        <w:tc>
+          <w:tcPr>
+            <w:tcW w:type="dxa" w:w="2300"/>
+            <w:tcBorders>
+              <w:top w:val="single" w:color="C9D3DF" w:sz="2"/>
+              <w:left w:val="single" w:color="C9D3DF" w:sz="2"/>
+              <w:bottom w:val="single" w:color="C9D3DF" w:sz="2"/>
+              <w:right w:val="single" w:color="C9D3DF" w:sz="2"/>
+            </w:tcBorders>
+            <w:shd w:fill="EAF1F8" w:color="auto" w:val="clear"/>
+            <w:tcMar>
+              <w:top w:type="dxa" w:w="70"/>
+              <w:left w:type="dxa" w:w="110"/>
+              <w:bottom w:type="dxa" w:w="70"/>
+              <w:right w:type="dxa" w:w="110"/>
+            </w:tcMar>
+            <w:vAlign w:val="center"/>
+          </w:tcPr>
+          <w:p>
+            <w:pPr>
+              <w:bidi/>
+              <w:spacing w:after="0" w:line="250"/>
+              <w:jc w:val="both"/>
+            </w:pPr>
+            <w:r>
+              <w:rPr>
+                <w:rFonts w:ascii="Arial" w:cs="Arial" w:eastAsia="Arial" w:hAnsi="Arial"/>
+                <w:b/>
+                <w:bCs/>
+                <w:color w:val="1A1A1A"/>
+                <w:sz w:val="17"/>
+                <w:szCs w:val="17"/>
+                <w:rtl/>
+              </w:rPr>
+              <w:t xml:space="preserve">⑧ خطواتٌ بلا شاشة</w:t>
+            </w:r>
+          </w:p>
+        </w:tc>
+      </w:tr>
+      <w:tr>
+        <w:tc>
+          <w:tcPr>
+            <w:tcW w:type="dxa" w:w="7060"/>
+            <w:tcBorders>
+              <w:top w:val="single" w:color="C9D3DF" w:sz="2"/>
+              <w:left w:val="single" w:color="C9D3DF" w:sz="2"/>
+              <w:bottom w:val="single" w:color="C9D3DF" w:sz="2"/>
+              <w:right w:val="single" w:color="C9D3DF" w:sz="2"/>
+            </w:tcBorders>
+            <w:shd w:fill="FFFFFF" w:color="auto" w:val="clear"/>
+            <w:tcMar>
+              <w:top w:type="dxa" w:w="70"/>
+              <w:left w:type="dxa" w:w="110"/>
+              <w:bottom w:type="dxa" w:w="70"/>
+              <w:right w:type="dxa" w:w="110"/>
+            </w:tcMar>
+            <w:vAlign w:val="center"/>
+          </w:tcPr>
+          <w:p>
+            <w:pPr>
+              <w:bidi/>
+              <w:spacing w:after="0" w:line="250"/>
+              <w:jc w:val="both"/>
+            </w:pPr>
+            <w:r>
+              <w:rPr>
+                <w:rFonts w:ascii="Arial" w:cs="Arial" w:eastAsia="Arial" w:hAnsi="Arial"/>
+                <w:b w:val="false"/>
+                <w:bCs w:val="false"/>
+                <w:color w:val="1A1A1A"/>
+                <w:sz w:val="17"/>
+                <w:szCs w:val="17"/>
+                <w:rtl/>
+              </w:rPr>
+              <w:t xml:space="preserve">**</w:t>
+            </w:r>
+            <w:r>
+              <w:rPr>
+                <w:rFonts w:ascii="Arial" w:cs="Arial" w:eastAsia="Arial" w:hAnsi="Arial"/>
+                <w:b w:val="false"/>
+                <w:bCs w:val="false"/>
+                <w:color w:val="1A1A1A"/>
+                <w:sz w:val="17"/>
+                <w:szCs w:val="17"/>
+                <w:rtl/>
+              </w:rPr>
+              <w:t xml:space="preserve">صفر</w:t>
+            </w:r>
+            <w:r>
+              <w:rPr>
+                <w:rFonts w:ascii="Arial" w:cs="Arial" w:eastAsia="Arial" w:hAnsi="Arial"/>
+                <w:b w:val="false"/>
+                <w:bCs w:val="false"/>
+                <w:color w:val="1A1A1A"/>
+                <w:sz w:val="17"/>
+                <w:szCs w:val="17"/>
+                <w:rtl/>
+              </w:rPr>
+              <w:t xml:space="preserve">**</w:t>
+            </w:r>
+          </w:p>
+        </w:tc>
+        <w:tc>
+          <w:tcPr>
+            <w:tcW w:type="dxa" w:w="2300"/>
+            <w:tcBorders>
+              <w:top w:val="single" w:color="C9D3DF" w:sz="2"/>
+              <w:left w:val="single" w:color="C9D3DF" w:sz="2"/>
+              <w:bottom w:val="single" w:color="C9D3DF" w:sz="2"/>
+              <w:right w:val="single" w:color="C9D3DF" w:sz="2"/>
+            </w:tcBorders>
+            <w:shd w:fill="FFFFFF" w:color="auto" w:val="clear"/>
+            <w:tcMar>
+              <w:top w:type="dxa" w:w="70"/>
+              <w:left w:type="dxa" w:w="110"/>
+              <w:bottom w:type="dxa" w:w="70"/>
+              <w:right w:type="dxa" w:w="110"/>
+            </w:tcMar>
+            <w:vAlign w:val="center"/>
+          </w:tcPr>
+          <w:p>
+            <w:pPr>
+              <w:bidi/>
+              <w:spacing w:after="0" w:line="250"/>
+              <w:jc w:val="both"/>
+            </w:pPr>
+            <w:r>
+              <w:rPr>
+                <w:rFonts w:ascii="Arial" w:cs="Arial" w:eastAsia="Arial" w:hAnsi="Arial"/>
+                <w:b/>
+                <w:bCs/>
+                <w:color w:val="1A1A1A"/>
+                <w:sz w:val="17"/>
+                <w:szCs w:val="17"/>
+                <w:rtl/>
+              </w:rPr>
+              <w:t xml:space="preserve">⑨ أفعالٌ ماليةٌ أو تعاقديةٌ بلا عكس</w:t>
+            </w:r>
+          </w:p>
+        </w:tc>
+      </w:tr>
+      <w:tr>
+        <w:tc>
+          <w:tcPr>
+            <w:tcW w:type="dxa" w:w="7060"/>
+            <w:tcBorders>
+              <w:top w:val="single" w:color="C9D3DF" w:sz="2"/>
+              <w:left w:val="single" w:color="C9D3DF" w:sz="2"/>
+              <w:bottom w:val="single" w:color="C9D3DF" w:sz="2"/>
+              <w:right w:val="single" w:color="C9D3DF" w:sz="2"/>
+            </w:tcBorders>
+            <w:shd w:fill="EAF1F8" w:color="auto" w:val="clear"/>
+            <w:tcMar>
+              <w:top w:type="dxa" w:w="70"/>
+              <w:left w:type="dxa" w:w="110"/>
+              <w:bottom w:type="dxa" w:w="70"/>
+              <w:right w:type="dxa" w:w="110"/>
+            </w:tcMar>
+            <w:vAlign w:val="center"/>
+          </w:tcPr>
+          <w:p>
+            <w:pPr>
+              <w:bidi/>
+              <w:spacing w:after="0" w:line="250"/>
+              <w:jc w:val="both"/>
+            </w:pPr>
+            <w:r>
+              <w:rPr>
+                <w:rFonts w:ascii="Arial" w:cs="Arial" w:eastAsia="Arial" w:hAnsi="Arial"/>
+                <w:b w:val="false"/>
+                <w:bCs w:val="false"/>
+                <w:color w:val="1A1A1A"/>
+                <w:sz w:val="17"/>
+                <w:szCs w:val="17"/>
+                <w:rtl/>
+              </w:rPr>
+              <w:t xml:space="preserve">**</w:t>
+            </w:r>
+            <w:r>
+              <w:rPr>
+                <w:rFonts w:ascii="Arial" w:cs="Arial" w:eastAsia="Arial" w:hAnsi="Arial"/>
+                <w:b w:val="false"/>
+                <w:bCs w:val="false"/>
+                <w:color w:val="1A1A1A"/>
+                <w:sz w:val="17"/>
+                <w:szCs w:val="17"/>
+                <w:rtl/>
+              </w:rPr>
+              <w:t xml:space="preserve">صفر</w:t>
+            </w:r>
+            <w:r>
+              <w:rPr>
+                <w:rFonts w:ascii="Arial" w:cs="Arial" w:eastAsia="Arial" w:hAnsi="Arial"/>
+                <w:b w:val="false"/>
+                <w:bCs w:val="false"/>
+                <w:color w:val="1A1A1A"/>
+                <w:sz w:val="17"/>
+                <w:szCs w:val="17"/>
+                <w:rtl/>
+              </w:rPr>
+              <w:t xml:space="preserve">**</w:t>
+            </w:r>
+          </w:p>
+        </w:tc>
+        <w:tc>
+          <w:tcPr>
+            <w:tcW w:type="dxa" w:w="2300"/>
+            <w:tcBorders>
+              <w:top w:val="single" w:color="C9D3DF" w:sz="2"/>
+              <w:left w:val="single" w:color="C9D3DF" w:sz="2"/>
+              <w:bottom w:val="single" w:color="C9D3DF" w:sz="2"/>
+              <w:right w:val="single" w:color="C9D3DF" w:sz="2"/>
+            </w:tcBorders>
+            <w:shd w:fill="EAF1F8" w:color="auto" w:val="clear"/>
+            <w:tcMar>
+              <w:top w:type="dxa" w:w="70"/>
+              <w:left w:type="dxa" w:w="110"/>
+              <w:bottom w:type="dxa" w:w="70"/>
+              <w:right w:type="dxa" w:w="110"/>
+            </w:tcMar>
+            <w:vAlign w:val="center"/>
+          </w:tcPr>
+          <w:p>
+            <w:pPr>
+              <w:bidi/>
+              <w:spacing w:after="0" w:line="250"/>
+              <w:jc w:val="both"/>
+            </w:pPr>
+            <w:r>
+              <w:rPr>
+                <w:rFonts w:ascii="Arial" w:cs="Arial" w:eastAsia="Arial" w:hAnsi="Arial"/>
+                <w:b/>
+                <w:bCs/>
+                <w:color w:val="1A1A1A"/>
+                <w:sz w:val="17"/>
+                <w:szCs w:val="17"/>
+                <w:rtl/>
+              </w:rPr>
+              <w:t xml:space="preserve">⑩ روابطُ مكسورةٌ أو يتيمة</w:t>
+            </w:r>
+          </w:p>
+        </w:tc>
+      </w:tr>
+      <w:tr>
+        <w:tc>
+          <w:tcPr>
+            <w:tcW w:type="dxa" w:w="7060"/>
+            <w:tcBorders>
+              <w:top w:val="single" w:color="C9D3DF" w:sz="2"/>
+              <w:left w:val="single" w:color="C9D3DF" w:sz="2"/>
+              <w:bottom w:val="single" w:color="C9D3DF" w:sz="2"/>
+              <w:right w:val="single" w:color="C9D3DF" w:sz="2"/>
+            </w:tcBorders>
+            <w:shd w:fill="FFFFFF" w:color="auto" w:val="clear"/>
+            <w:tcMar>
+              <w:top w:type="dxa" w:w="70"/>
+              <w:left w:type="dxa" w:w="110"/>
+              <w:bottom w:type="dxa" w:w="70"/>
+              <w:right w:type="dxa" w:w="110"/>
+            </w:tcMar>
+            <w:vAlign w:val="center"/>
+          </w:tcPr>
+          <w:p>
+            <w:pPr>
+              <w:bidi/>
+              <w:spacing w:after="0" w:line="250"/>
+              <w:jc w:val="both"/>
+            </w:pPr>
+            <w:r>
+              <w:rPr>
+                <w:rFonts w:ascii="Arial" w:cs="Arial" w:eastAsia="Arial" w:hAnsi="Arial"/>
+                <w:b w:val="false"/>
+                <w:bCs w:val="false"/>
+                <w:color w:val="1A1A1A"/>
+                <w:sz w:val="17"/>
+                <w:szCs w:val="17"/>
+                <w:rtl/>
+              </w:rPr>
+              <w:t xml:space="preserve">**</w:t>
+            </w:r>
+            <w:r>
+              <w:rPr>
+                <w:rFonts w:ascii="Arial" w:cs="Arial" w:eastAsia="Arial" w:hAnsi="Arial"/>
+                <w:b w:val="false"/>
+                <w:bCs w:val="false"/>
+                <w:color w:val="1A1A1A"/>
+                <w:sz w:val="17"/>
+                <w:szCs w:val="17"/>
+                <w:rtl/>
+              </w:rPr>
+              <w:t xml:space="preserve">صفر</w:t>
+            </w:r>
+            <w:r>
+              <w:rPr>
+                <w:rFonts w:ascii="Arial" w:cs="Arial" w:eastAsia="Arial" w:hAnsi="Arial"/>
+                <w:b w:val="false"/>
+                <w:bCs w:val="false"/>
+                <w:color w:val="1A1A1A"/>
+                <w:sz w:val="17"/>
+                <w:szCs w:val="17"/>
+                <w:rtl/>
+              </w:rPr>
+              <w:t xml:space="preserve">**</w:t>
+            </w:r>
+          </w:p>
+        </w:tc>
+        <w:tc>
+          <w:tcPr>
+            <w:tcW w:type="dxa" w:w="2300"/>
+            <w:tcBorders>
+              <w:top w:val="single" w:color="C9D3DF" w:sz="2"/>
+              <w:left w:val="single" w:color="C9D3DF" w:sz="2"/>
+              <w:bottom w:val="single" w:color="C9D3DF" w:sz="2"/>
+              <w:right w:val="single" w:color="C9D3DF" w:sz="2"/>
+            </w:tcBorders>
+            <w:shd w:fill="FFFFFF" w:color="auto" w:val="clear"/>
+            <w:tcMar>
+              <w:top w:type="dxa" w:w="70"/>
+              <w:left w:type="dxa" w:w="110"/>
+              <w:bottom w:type="dxa" w:w="70"/>
+              <w:right w:type="dxa" w:w="110"/>
+            </w:tcMar>
+            <w:vAlign w:val="center"/>
+          </w:tcPr>
+          <w:p>
+            <w:pPr>
+              <w:bidi/>
+              <w:spacing w:after="0" w:line="250"/>
+              <w:jc w:val="both"/>
+            </w:pPr>
+            <w:r>
+              <w:rPr>
+                <w:rFonts w:ascii="Arial" w:cs="Arial" w:eastAsia="Arial" w:hAnsi="Arial"/>
+                <w:b/>
+                <w:bCs/>
+                <w:color w:val="1A1A1A"/>
+                <w:sz w:val="17"/>
+                <w:szCs w:val="17"/>
+                <w:rtl/>
+              </w:rPr>
+              <w:t xml:space="preserve">⑪ تحويلاتُ مسارٍ فاشلة</w:t>
+            </w:r>
+          </w:p>
+        </w:tc>
+      </w:tr>
+      <w:tr>
+        <w:tc>
+          <w:tcPr>
+            <w:tcW w:type="dxa" w:w="7060"/>
+            <w:tcBorders>
+              <w:top w:val="single" w:color="C9D3DF" w:sz="2"/>
+              <w:left w:val="single" w:color="C9D3DF" w:sz="2"/>
+              <w:bottom w:val="single" w:color="C9D3DF" w:sz="2"/>
+              <w:right w:val="single" w:color="C9D3DF" w:sz="2"/>
+            </w:tcBorders>
+            <w:shd w:fill="EAF1F8" w:color="auto" w:val="clear"/>
+            <w:tcMar>
+              <w:top w:type="dxa" w:w="70"/>
+              <w:left w:type="dxa" w:w="110"/>
+              <w:bottom w:type="dxa" w:w="70"/>
+              <w:right w:type="dxa" w:w="110"/>
+            </w:tcMar>
+            <w:vAlign w:val="center"/>
+          </w:tcPr>
+          <w:p>
+            <w:pPr>
+              <w:bidi/>
+              <w:spacing w:after="0" w:line="250"/>
+              <w:jc w:val="both"/>
+            </w:pPr>
+            <w:r>
+              <w:rPr>
+                <w:rFonts w:ascii="Arial" w:cs="Arial" w:eastAsia="Arial" w:hAnsi="Arial"/>
+                <w:b w:val="false"/>
+                <w:bCs w:val="false"/>
+                <w:color w:val="1A1A1A"/>
+                <w:sz w:val="17"/>
+                <w:szCs w:val="17"/>
+                <w:rtl/>
+              </w:rPr>
+              <w:t xml:space="preserve">**</w:t>
+            </w:r>
+            <w:r>
+              <w:rPr>
+                <w:rFonts w:ascii="Arial" w:cs="Arial" w:eastAsia="Arial" w:hAnsi="Arial"/>
+                <w:b w:val="false"/>
+                <w:bCs w:val="false"/>
+                <w:color w:val="1A1A1A"/>
+                <w:sz w:val="17"/>
+                <w:szCs w:val="17"/>
+                <w:rtl/>
+              </w:rPr>
+              <w:t xml:space="preserve">صفر</w:t>
+            </w:r>
+            <w:r>
+              <w:rPr>
+                <w:rFonts w:ascii="Arial" w:cs="Arial" w:eastAsia="Arial" w:hAnsi="Arial"/>
+                <w:b w:val="false"/>
+                <w:bCs w:val="false"/>
+                <w:color w:val="1A1A1A"/>
+                <w:sz w:val="17"/>
+                <w:szCs w:val="17"/>
+                <w:rtl/>
+              </w:rPr>
+              <w:t xml:space="preserve">**</w:t>
+            </w:r>
+          </w:p>
+        </w:tc>
+        <w:tc>
+          <w:tcPr>
+            <w:tcW w:type="dxa" w:w="2300"/>
+            <w:tcBorders>
+              <w:top w:val="single" w:color="C9D3DF" w:sz="2"/>
+              <w:left w:val="single" w:color="C9D3DF" w:sz="2"/>
+              <w:bottom w:val="single" w:color="C9D3DF" w:sz="2"/>
+              <w:right w:val="single" w:color="C9D3DF" w:sz="2"/>
+            </w:tcBorders>
+            <w:shd w:fill="EAF1F8" w:color="auto" w:val="clear"/>
+            <w:tcMar>
+              <w:top w:type="dxa" w:w="70"/>
+              <w:left w:type="dxa" w:w="110"/>
+              <w:bottom w:type="dxa" w:w="70"/>
+              <w:right w:type="dxa" w:w="110"/>
+            </w:tcMar>
+            <w:vAlign w:val="center"/>
+          </w:tcPr>
+          <w:p>
+            <w:pPr>
+              <w:bidi/>
+              <w:spacing w:after="0" w:line="250"/>
+              <w:jc w:val="both"/>
+            </w:pPr>
+            <w:r>
+              <w:rPr>
+                <w:rFonts w:ascii="Arial" w:cs="Arial" w:eastAsia="Arial" w:hAnsi="Arial"/>
+                <w:b/>
+                <w:bCs/>
+                <w:color w:val="1A1A1A"/>
+                <w:sz w:val="17"/>
+                <w:szCs w:val="17"/>
+                <w:rtl/>
+              </w:rPr>
+              <w:t xml:space="preserve">⑫ إداراتٌ بلا سطح بلاغات</w:t>
+            </w:r>
+          </w:p>
+        </w:tc>
+      </w:tr>
+      <w:tr>
+        <w:tc>
+          <w:tcPr>
+            <w:tcW w:type="dxa" w:w="7060"/>
+            <w:tcBorders>
+              <w:top w:val="single" w:color="C9D3DF" w:sz="2"/>
+              <w:left w:val="single" w:color="C9D3DF" w:sz="2"/>
+              <w:bottom w:val="single" w:color="C9D3DF" w:sz="2"/>
+              <w:right w:val="single" w:color="C9D3DF" w:sz="2"/>
+            </w:tcBorders>
+            <w:shd w:fill="FFFFFF" w:color="auto" w:val="clear"/>
+            <w:tcMar>
+              <w:top w:type="dxa" w:w="70"/>
+              <w:left w:type="dxa" w:w="110"/>
+              <w:bottom w:type="dxa" w:w="70"/>
+              <w:right w:type="dxa" w:w="110"/>
+            </w:tcMar>
+            <w:vAlign w:val="center"/>
+          </w:tcPr>
+          <w:p>
+            <w:pPr>
+              <w:bidi/>
+              <w:spacing w:after="0" w:line="250"/>
+              <w:jc w:val="both"/>
+            </w:pPr>
+            <w:r>
+              <w:rPr>
+                <w:rFonts w:ascii="Arial" w:cs="Arial" w:eastAsia="Arial" w:hAnsi="Arial"/>
+                <w:b w:val="false"/>
+                <w:bCs w:val="false"/>
+                <w:color w:val="1A1A1A"/>
+                <w:sz w:val="17"/>
+                <w:szCs w:val="17"/>
+                <w:rtl/>
+              </w:rPr>
+              <w:t xml:space="preserve">**</w:t>
+            </w:r>
+            <w:r>
+              <w:rPr>
+                <w:rFonts w:ascii="Arial" w:cs="Arial" w:eastAsia="Arial" w:hAnsi="Arial"/>
+                <w:b w:val="false"/>
+                <w:bCs w:val="false"/>
+                <w:color w:val="1A1A1A"/>
+                <w:sz w:val="17"/>
+                <w:szCs w:val="17"/>
+                <w:rtl/>
+              </w:rPr>
+              <w:t xml:space="preserve">صفر</w:t>
+            </w:r>
+            <w:r>
+              <w:rPr>
+                <w:rFonts w:ascii="Arial" w:cs="Arial" w:eastAsia="Arial" w:hAnsi="Arial"/>
+                <w:b w:val="false"/>
+                <w:bCs w:val="false"/>
+                <w:color w:val="1A1A1A"/>
+                <w:sz w:val="17"/>
+                <w:szCs w:val="17"/>
+                <w:rtl/>
+              </w:rPr>
+              <w:t xml:space="preserve">**</w:t>
+            </w:r>
+          </w:p>
+        </w:tc>
+        <w:tc>
+          <w:tcPr>
+            <w:tcW w:type="dxa" w:w="2300"/>
+            <w:tcBorders>
+              <w:top w:val="single" w:color="C9D3DF" w:sz="2"/>
+              <w:left w:val="single" w:color="C9D3DF" w:sz="2"/>
+              <w:bottom w:val="single" w:color="C9D3DF" w:sz="2"/>
+              <w:right w:val="single" w:color="C9D3DF" w:sz="2"/>
+            </w:tcBorders>
+            <w:shd w:fill="FFFFFF" w:color="auto" w:val="clear"/>
+            <w:tcMar>
+              <w:top w:type="dxa" w:w="70"/>
+              <w:left w:type="dxa" w:w="110"/>
+              <w:bottom w:type="dxa" w:w="70"/>
+              <w:right w:type="dxa" w:w="110"/>
+            </w:tcMar>
+            <w:vAlign w:val="center"/>
+          </w:tcPr>
+          <w:p>
+            <w:pPr>
+              <w:bidi/>
+              <w:spacing w:after="0" w:line="250"/>
+              <w:jc w:val="both"/>
+            </w:pPr>
+            <w:r>
+              <w:rPr>
+                <w:rFonts w:ascii="Arial" w:cs="Arial" w:eastAsia="Arial" w:hAnsi="Arial"/>
+                <w:b/>
+                <w:bCs/>
+                <w:color w:val="1A1A1A"/>
+                <w:sz w:val="17"/>
+                <w:szCs w:val="17"/>
+                <w:rtl/>
+              </w:rPr>
+              <w:t xml:space="preserve">⑬ روابطُ في إدارةٍ غيرِ مالكةٍ بلا صفِّ عرض</w:t>
+            </w:r>
+          </w:p>
+        </w:tc>
+      </w:tr>
+      <w:tr>
+        <w:tc>
+          <w:tcPr>
+            <w:tcW w:type="dxa" w:w="7060"/>
+            <w:tcBorders>
+              <w:top w:val="single" w:color="C9D3DF" w:sz="2"/>
+              <w:left w:val="single" w:color="C9D3DF" w:sz="2"/>
+              <w:bottom w:val="single" w:color="C9D3DF" w:sz="2"/>
+              <w:right w:val="single" w:color="C9D3DF" w:sz="2"/>
+            </w:tcBorders>
+            <w:shd w:fill="EAF1F8" w:color="auto" w:val="clear"/>
+            <w:tcMar>
+              <w:top w:type="dxa" w:w="70"/>
+              <w:left w:type="dxa" w:w="110"/>
+              <w:bottom w:type="dxa" w:w="70"/>
+              <w:right w:type="dxa" w:w="110"/>
+            </w:tcMar>
+            <w:vAlign w:val="center"/>
+          </w:tcPr>
+          <w:p>
+            <w:pPr>
+              <w:bidi/>
+              <w:spacing w:after="0" w:line="250"/>
+              <w:jc w:val="both"/>
+            </w:pPr>
+            <w:r>
+              <w:rPr>
+                <w:rFonts w:ascii="Arial" w:cs="Arial" w:eastAsia="Arial" w:hAnsi="Arial"/>
+                <w:b w:val="false"/>
+                <w:bCs w:val="false"/>
+                <w:color w:val="1A1A1A"/>
+                <w:sz w:val="17"/>
+                <w:szCs w:val="17"/>
+                <w:rtl/>
+              </w:rPr>
+              <w:t xml:space="preserve">**</w:t>
+            </w:r>
+            <w:r>
+              <w:rPr>
+                <w:rFonts w:ascii="Arial" w:cs="Arial" w:eastAsia="Arial" w:hAnsi="Arial"/>
+                <w:b w:val="false"/>
+                <w:bCs w:val="false"/>
+                <w:color w:val="1A1A1A"/>
+                <w:sz w:val="17"/>
+                <w:szCs w:val="17"/>
+                <w:rtl/>
+              </w:rPr>
+              <w:t xml:space="preserve">صفر</w:t>
+            </w:r>
+            <w:r>
+              <w:rPr>
+                <w:rFonts w:ascii="Arial" w:cs="Arial" w:eastAsia="Arial" w:hAnsi="Arial"/>
+                <w:b w:val="false"/>
+                <w:bCs w:val="false"/>
+                <w:color w:val="1A1A1A"/>
+                <w:sz w:val="17"/>
+                <w:szCs w:val="17"/>
+                <w:rtl/>
+              </w:rPr>
+              <w:t xml:space="preserve">**</w:t>
+            </w:r>
+          </w:p>
+        </w:tc>
+        <w:tc>
+          <w:tcPr>
+            <w:tcW w:type="dxa" w:w="2300"/>
+            <w:tcBorders>
+              <w:top w:val="single" w:color="C9D3DF" w:sz="2"/>
+              <w:left w:val="single" w:color="C9D3DF" w:sz="2"/>
+              <w:bottom w:val="single" w:color="C9D3DF" w:sz="2"/>
+              <w:right w:val="single" w:color="C9D3DF" w:sz="2"/>
+            </w:tcBorders>
+            <w:shd w:fill="EAF1F8" w:color="auto" w:val="clear"/>
+            <w:tcMar>
+              <w:top w:type="dxa" w:w="70"/>
+              <w:left w:type="dxa" w:w="110"/>
+              <w:bottom w:type="dxa" w:w="70"/>
+              <w:right w:type="dxa" w:w="110"/>
+            </w:tcMar>
+            <w:vAlign w:val="center"/>
+          </w:tcPr>
+          <w:p>
+            <w:pPr>
+              <w:bidi/>
+              <w:spacing w:after="0" w:line="250"/>
+              <w:jc w:val="both"/>
+            </w:pPr>
+            <w:r>
+              <w:rPr>
+                <w:rFonts w:ascii="Arial" w:cs="Arial" w:eastAsia="Arial" w:hAnsi="Arial"/>
+                <w:b/>
+                <w:bCs/>
+                <w:color w:val="1A1A1A"/>
+                <w:sz w:val="17"/>
+                <w:szCs w:val="17"/>
+                <w:rtl/>
+              </w:rPr>
+              <w:t xml:space="preserve">⑭ حساباتٌ بلا «إنجازي» و«بوابتي»</w:t>
             </w:r>
           </w:p>
         </w:tc>
@@ -10456,9 +12535,9 @@
               <w:top w:val="none"/>
               <w:left w:val="none"/>
               <w:bottom w:val="none"/>
-              <w:right w:val="single" w:color="1E7B34" w:sz="12"/>
+              <w:right w:val="single" w:color="9C5700" w:sz="12"/>
             </w:tcBorders>
-            <w:shd w:fill="EAF6EC" w:color="auto" w:val="clear"/>
+            <w:shd w:fill="FDF3E2" w:color="auto" w:val="clear"/>
             <w:tcMar>
               <w:top w:type="dxa" w:w="120"/>
               <w:left w:type="dxa" w:w="140"/>
@@ -10477,19 +12556,19 @@
                 <w:rFonts w:ascii="Arial" w:cs="Arial" w:eastAsia="Arial" w:hAnsi="Arial"/>
                 <w:b/>
                 <w:bCs/>
-                <w:color w:val="1E7B34"/>
-                <w:sz w:val="17"/>
-                <w:szCs w:val="17"/>
-                <w:rtl/>
-              </w:rPr>
-              <w:t xml:space="preserve">مخرَجُ الفحص </w:t>
+                <w:color w:val="9C5700"/>
+                <w:sz w:val="17"/>
+                <w:szCs w:val="17"/>
+                <w:rtl/>
+              </w:rPr>
+              <w:t xml:space="preserve">قاعدةُ القراءة </w:t>
             </w:r>
             <w:r>
               <w:rPr>
                 <w:rFonts w:ascii="Arial" w:cs="Arial" w:eastAsia="Arial" w:hAnsi="Arial"/>
                 <w:b/>
                 <w:bCs/>
-                <w:color w:val="1E7B34"/>
+                <w:color w:val="9C5700"/>
                 <w:sz w:val="17"/>
                 <w:szCs w:val="17"/>
                 <w:rtl/>
@@ -10501,7 +12580,7 @@
                 <w:rFonts w:ascii="Arial" w:cs="Arial" w:eastAsia="Arial" w:hAnsi="Arial"/>
                 <w:b/>
                 <w:bCs/>
-                <w:color w:val="1E7B34"/>
+                <w:color w:val="9C5700"/>
                 <w:sz w:val="17"/>
                 <w:szCs w:val="17"/>
                 <w:rtl/>
@@ -10524,34 +12603,16 @@
                 <w:szCs w:val="17"/>
                 <w:rtl/>
               </w:rPr>
-              <w:t xml:space="preserve">تقريرٌ واحدٌ بأحدَ عشرَ رقمًا يُعلَّق على كل دمج</w:t>
-            </w:r>
-            <w:r>
-              <w:rPr>
-                <w:rFonts w:ascii="Arial" w:cs="Arial" w:eastAsia="Arial" w:hAnsi="Arial"/>
-                <w:sz w:val="17"/>
-                <w:szCs w:val="17"/>
-                <w:rtl/>
-              </w:rPr>
-              <w:t xml:space="preserve">**:</w:t>
-            </w:r>
-            <w:r>
-              <w:rPr>
-                <w:rFonts w:ascii="Arial" w:cs="Arial" w:eastAsia="Arial" w:hAnsi="Arial"/>
-                <w:sz w:val="17"/>
-                <w:szCs w:val="17"/>
-                <w:rtl/>
-              </w:rPr>
-              <w:t xml:space="preserve"> أزرارٌ يتيمةٌ </w:t>
-            </w:r>
-            <w:r>
-              <w:rPr>
-                <w:rFonts w:ascii="Arial" w:cs="Arial" w:eastAsia="Arial" w:hAnsi="Arial"/>
-                <w:sz w:val="17"/>
-                <w:szCs w:val="17"/>
-                <w:rtl w:val="false"/>
-              </w:rPr>
-              <w:t xml:space="preserve">(0)</w:t>
+              <w:t xml:space="preserve">الرقمان الأولان موجبان ومتساويان — والاثنا عشرَ الباقيةُ أصفار</w:t>
+            </w:r>
+            <w:r>
+              <w:rPr>
+                <w:rFonts w:ascii="Arial" w:cs="Arial" w:eastAsia="Arial" w:hAnsi="Arial"/>
+                <w:sz w:val="17"/>
+                <w:szCs w:val="17"/>
+                <w:rtl/>
+              </w:rPr>
+              <w:t xml:space="preserve">.**</w:t>
             </w:r>
             <w:r>
               <w:rPr>
@@ -10569,25 +12630,25 @@
                 <w:szCs w:val="17"/>
                 <w:rtl/>
               </w:rPr>
-              <w:t xml:space="preserve">·</w:t>
-            </w:r>
-            <w:r>
-              <w:rPr>
-                <w:rFonts w:ascii="Arial" w:cs="Arial" w:eastAsia="Arial" w:hAnsi="Arial"/>
-                <w:sz w:val="17"/>
-                <w:szCs w:val="17"/>
-                <w:rtl/>
-              </w:rPr>
-              <w:t xml:space="preserve"> أفعالٌ بلا معالجٍ </w:t>
-            </w:r>
-            <w:r>
-              <w:rPr>
-                <w:rFonts w:ascii="Arial" w:cs="Arial" w:eastAsia="Arial" w:hAnsi="Arial"/>
-                <w:sz w:val="17"/>
-                <w:szCs w:val="17"/>
-                <w:rtl w:val="false"/>
-              </w:rPr>
-              <w:t xml:space="preserve">(0)</w:t>
+              <w:t xml:space="preserve">**</w:t>
+            </w:r>
+            <w:r>
+              <w:rPr>
+                <w:rFonts w:ascii="Arial" w:cs="Arial" w:eastAsia="Arial" w:hAnsi="Arial"/>
+                <w:sz w:val="17"/>
+                <w:szCs w:val="17"/>
+                <w:rtl/>
+              </w:rPr>
+              <w:t xml:space="preserve">وتقريرٌ كلُّ أرقامه أصفارٌ بما فيها الأولُ ليس نجاحًا بل دليلَ أن الفحصَ لم يُشغَّل</w:t>
+            </w:r>
+            <w:r>
+              <w:rPr>
+                <w:rFonts w:ascii="Arial" w:cs="Arial" w:eastAsia="Arial" w:hAnsi="Arial"/>
+                <w:sz w:val="17"/>
+                <w:szCs w:val="17"/>
+                <w:rtl/>
+              </w:rPr>
+              <w:t xml:space="preserve">**.</w:t>
             </w:r>
             <w:r>
               <w:rPr>
@@ -10605,358 +12666,16 @@
                 <w:szCs w:val="17"/>
                 <w:rtl/>
               </w:rPr>
-              <w:t xml:space="preserve">·</w:t>
-            </w:r>
-            <w:r>
-              <w:rPr>
-                <w:rFonts w:ascii="Arial" w:cs="Arial" w:eastAsia="Arial" w:hAnsi="Arial"/>
-                <w:sz w:val="17"/>
-                <w:szCs w:val="17"/>
-                <w:rtl/>
-              </w:rPr>
-              <w:t xml:space="preserve"> كتابةٌ بلا حارسٍ </w:t>
-            </w:r>
-            <w:r>
-              <w:rPr>
-                <w:rFonts w:ascii="Arial" w:cs="Arial" w:eastAsia="Arial" w:hAnsi="Arial"/>
-                <w:sz w:val="17"/>
-                <w:szCs w:val="17"/>
-                <w:rtl w:val="false"/>
-              </w:rPr>
-              <w:t xml:space="preserve">(0)</w:t>
-            </w:r>
-            <w:r>
-              <w:rPr>
-                <w:rFonts w:ascii="Arial" w:cs="Arial" w:eastAsia="Arial" w:hAnsi="Arial"/>
-                <w:sz w:val="17"/>
-                <w:szCs w:val="17"/>
-                <w:rtl/>
-              </w:rPr>
-              <w:t xml:space="preserve"> </w:t>
-            </w:r>
-            <w:r>
-              <w:rPr>
-                <w:rFonts w:ascii="Arial" w:cs="Arial" w:eastAsia="Arial" w:hAnsi="Arial"/>
-                <w:sz w:val="17"/>
-                <w:szCs w:val="17"/>
-                <w:rtl/>
-              </w:rPr>
-              <w:t xml:space="preserve">·</w:t>
-            </w:r>
-            <w:r>
-              <w:rPr>
-                <w:rFonts w:ascii="Arial" w:cs="Arial" w:eastAsia="Arial" w:hAnsi="Arial"/>
-                <w:sz w:val="17"/>
-                <w:szCs w:val="17"/>
-                <w:rtl/>
-              </w:rPr>
-              <w:t xml:space="preserve"> أحداثٌ يتيمةٌ </w:t>
-            </w:r>
-            <w:r>
-              <w:rPr>
-                <w:rFonts w:ascii="Arial" w:cs="Arial" w:eastAsia="Arial" w:hAnsi="Arial"/>
-                <w:sz w:val="17"/>
-                <w:szCs w:val="17"/>
-                <w:rtl w:val="false"/>
-              </w:rPr>
-              <w:t xml:space="preserve">(0)</w:t>
-            </w:r>
-            <w:r>
-              <w:rPr>
-                <w:rFonts w:ascii="Arial" w:cs="Arial" w:eastAsia="Arial" w:hAnsi="Arial"/>
-                <w:sz w:val="17"/>
-                <w:szCs w:val="17"/>
-                <w:rtl/>
-              </w:rPr>
-              <w:t xml:space="preserve"> </w:t>
-            </w:r>
-            <w:r>
-              <w:rPr>
-                <w:rFonts w:ascii="Arial" w:cs="Arial" w:eastAsia="Arial" w:hAnsi="Arial"/>
-                <w:sz w:val="17"/>
-                <w:szCs w:val="17"/>
-                <w:rtl/>
-              </w:rPr>
-              <w:t xml:space="preserve">·</w:t>
-            </w:r>
-            <w:r>
-              <w:rPr>
-                <w:rFonts w:ascii="Arial" w:cs="Arial" w:eastAsia="Arial" w:hAnsi="Arial"/>
-                <w:sz w:val="17"/>
-                <w:szCs w:val="17"/>
-                <w:rtl/>
-              </w:rPr>
-              <w:t xml:space="preserve"> مستهلكون صامتون </w:t>
-            </w:r>
-            <w:r>
-              <w:rPr>
-                <w:rFonts w:ascii="Arial" w:cs="Arial" w:eastAsia="Arial" w:hAnsi="Arial"/>
-                <w:sz w:val="17"/>
-                <w:szCs w:val="17"/>
-                <w:rtl/>
-              </w:rPr>
-              <w:t xml:space="preserve">·</w:t>
-            </w:r>
-            <w:r>
-              <w:rPr>
-                <w:rFonts w:ascii="Arial" w:cs="Arial" w:eastAsia="Arial" w:hAnsi="Arial"/>
-                <w:sz w:val="17"/>
-                <w:szCs w:val="17"/>
-                <w:rtl/>
-              </w:rPr>
-              <w:t xml:space="preserve"> خطواتٌ بلا شاشةٍ </w:t>
-            </w:r>
-            <w:r>
-              <w:rPr>
-                <w:rFonts w:ascii="Arial" w:cs="Arial" w:eastAsia="Arial" w:hAnsi="Arial"/>
-                <w:sz w:val="17"/>
-                <w:szCs w:val="17"/>
-                <w:rtl w:val="false"/>
-              </w:rPr>
-              <w:t xml:space="preserve">(0)</w:t>
-            </w:r>
-            <w:r>
-              <w:rPr>
-                <w:rFonts w:ascii="Arial" w:cs="Arial" w:eastAsia="Arial" w:hAnsi="Arial"/>
-                <w:sz w:val="17"/>
-                <w:szCs w:val="17"/>
-                <w:rtl/>
-              </w:rPr>
-              <w:t xml:space="preserve"> </w:t>
-            </w:r>
-            <w:r>
-              <w:rPr>
-                <w:rFonts w:ascii="Arial" w:cs="Arial" w:eastAsia="Arial" w:hAnsi="Arial"/>
-                <w:sz w:val="17"/>
-                <w:szCs w:val="17"/>
-                <w:rtl/>
-              </w:rPr>
-              <w:t xml:space="preserve">·</w:t>
-            </w:r>
-            <w:r>
-              <w:rPr>
-                <w:rFonts w:ascii="Arial" w:cs="Arial" w:eastAsia="Arial" w:hAnsi="Arial"/>
-                <w:sz w:val="17"/>
-                <w:szCs w:val="17"/>
-                <w:rtl/>
-              </w:rPr>
-              <w:t xml:space="preserve"> أفعالٌ بلا عكسٍ </w:t>
-            </w:r>
-            <w:r>
-              <w:rPr>
-                <w:rFonts w:ascii="Arial" w:cs="Arial" w:eastAsia="Arial" w:hAnsi="Arial"/>
-                <w:sz w:val="17"/>
-                <w:szCs w:val="17"/>
-                <w:rtl w:val="false"/>
-              </w:rPr>
-              <w:t xml:space="preserve">(0)</w:t>
-            </w:r>
-            <w:r>
-              <w:rPr>
-                <w:rFonts w:ascii="Arial" w:cs="Arial" w:eastAsia="Arial" w:hAnsi="Arial"/>
-                <w:sz w:val="17"/>
-                <w:szCs w:val="17"/>
-                <w:rtl/>
-              </w:rPr>
-              <w:t xml:space="preserve"> </w:t>
-            </w:r>
-            <w:r>
-              <w:rPr>
-                <w:rFonts w:ascii="Arial" w:cs="Arial" w:eastAsia="Arial" w:hAnsi="Arial"/>
-                <w:sz w:val="17"/>
-                <w:szCs w:val="17"/>
-                <w:rtl/>
-              </w:rPr>
-              <w:t xml:space="preserve">·</w:t>
-            </w:r>
-            <w:r>
-              <w:rPr>
-                <w:rFonts w:ascii="Arial" w:cs="Arial" w:eastAsia="Arial" w:hAnsi="Arial"/>
-                <w:sz w:val="17"/>
-                <w:szCs w:val="17"/>
-                <w:rtl/>
-              </w:rPr>
-              <w:t xml:space="preserve"> روابطُ مكسورةٌ </w:t>
-            </w:r>
-            <w:r>
-              <w:rPr>
-                <w:rFonts w:ascii="Arial" w:cs="Arial" w:eastAsia="Arial" w:hAnsi="Arial"/>
-                <w:sz w:val="17"/>
-                <w:szCs w:val="17"/>
-                <w:rtl w:val="false"/>
-              </w:rPr>
-              <w:t xml:space="preserve">(0)</w:t>
-            </w:r>
-            <w:r>
-              <w:rPr>
-                <w:rFonts w:ascii="Arial" w:cs="Arial" w:eastAsia="Arial" w:hAnsi="Arial"/>
-                <w:sz w:val="17"/>
-                <w:szCs w:val="17"/>
-                <w:rtl/>
-              </w:rPr>
-              <w:t xml:space="preserve"> </w:t>
-            </w:r>
-            <w:r>
-              <w:rPr>
-                <w:rFonts w:ascii="Arial" w:cs="Arial" w:eastAsia="Arial" w:hAnsi="Arial"/>
-                <w:sz w:val="17"/>
-                <w:szCs w:val="17"/>
-                <w:rtl/>
-              </w:rPr>
-              <w:t xml:space="preserve">·</w:t>
-            </w:r>
-            <w:r>
-              <w:rPr>
-                <w:rFonts w:ascii="Arial" w:cs="Arial" w:eastAsia="Arial" w:hAnsi="Arial"/>
-                <w:sz w:val="17"/>
-                <w:szCs w:val="17"/>
-                <w:rtl/>
-              </w:rPr>
-              <w:t xml:space="preserve"> تحويلاتٌ فاشلةٌ </w:t>
-            </w:r>
-            <w:r>
-              <w:rPr>
-                <w:rFonts w:ascii="Arial" w:cs="Arial" w:eastAsia="Arial" w:hAnsi="Arial"/>
-                <w:sz w:val="17"/>
-                <w:szCs w:val="17"/>
-                <w:rtl w:val="false"/>
-              </w:rPr>
-              <w:t xml:space="preserve">(0)</w:t>
-            </w:r>
-            <w:r>
-              <w:rPr>
-                <w:rFonts w:ascii="Arial" w:cs="Arial" w:eastAsia="Arial" w:hAnsi="Arial"/>
-                <w:sz w:val="17"/>
-                <w:szCs w:val="17"/>
-                <w:rtl/>
-              </w:rPr>
-              <w:t xml:space="preserve"> </w:t>
-            </w:r>
-            <w:r>
-              <w:rPr>
-                <w:rFonts w:ascii="Arial" w:cs="Arial" w:eastAsia="Arial" w:hAnsi="Arial"/>
-                <w:sz w:val="17"/>
-                <w:szCs w:val="17"/>
-                <w:rtl/>
-              </w:rPr>
-              <w:t xml:space="preserve">·</w:t>
-            </w:r>
-            <w:r>
-              <w:rPr>
-                <w:rFonts w:ascii="Arial" w:cs="Arial" w:eastAsia="Arial" w:hAnsi="Arial"/>
-                <w:sz w:val="17"/>
-                <w:szCs w:val="17"/>
-                <w:rtl/>
-              </w:rPr>
-              <w:t xml:space="preserve"> </w:t>
-            </w:r>
-            <w:r>
-              <w:rPr>
-                <w:rFonts w:ascii="Arial" w:cs="Arial" w:eastAsia="Arial" w:hAnsi="Arial"/>
-                <w:sz w:val="17"/>
-                <w:szCs w:val="17"/>
-                <w:rtl/>
-              </w:rPr>
-              <w:t xml:space="preserve">**</w:t>
-            </w:r>
-            <w:r>
-              <w:rPr>
-                <w:rFonts w:ascii="Arial" w:cs="Arial" w:eastAsia="Arial" w:hAnsi="Arial"/>
-                <w:sz w:val="17"/>
-                <w:szCs w:val="17"/>
-                <w:rtl/>
-              </w:rPr>
-              <w:t xml:space="preserve">إداراتٌ بلا سطح بلاغاتٍ </w:t>
-            </w:r>
-            <w:r>
-              <w:rPr>
-                <w:rFonts w:ascii="Arial" w:cs="Arial" w:eastAsia="Arial" w:hAnsi="Arial"/>
-                <w:sz w:val="17"/>
-                <w:szCs w:val="17"/>
-                <w:rtl w:val="false"/>
-              </w:rPr>
-              <w:t xml:space="preserve">(0)**</w:t>
-            </w:r>
-            <w:r>
-              <w:rPr>
-                <w:rFonts w:ascii="Arial" w:cs="Arial" w:eastAsia="Arial" w:hAnsi="Arial"/>
-                <w:sz w:val="17"/>
-                <w:szCs w:val="17"/>
-                <w:rtl/>
-              </w:rPr>
-              <w:t xml:space="preserve"> </w:t>
-            </w:r>
-            <w:r>
-              <w:rPr>
-                <w:rFonts w:ascii="Arial" w:cs="Arial" w:eastAsia="Arial" w:hAnsi="Arial"/>
-                <w:sz w:val="17"/>
-                <w:szCs w:val="17"/>
-                <w:rtl/>
-              </w:rPr>
-              <w:t xml:space="preserve">·</w:t>
-            </w:r>
-            <w:r>
-              <w:rPr>
-                <w:rFonts w:ascii="Arial" w:cs="Arial" w:eastAsia="Arial" w:hAnsi="Arial"/>
-                <w:sz w:val="17"/>
-                <w:szCs w:val="17"/>
-                <w:rtl/>
-              </w:rPr>
-              <w:t xml:space="preserve"> </w:t>
-            </w:r>
-            <w:r>
-              <w:rPr>
-                <w:rFonts w:ascii="Arial" w:cs="Arial" w:eastAsia="Arial" w:hAnsi="Arial"/>
-                <w:sz w:val="17"/>
-                <w:szCs w:val="17"/>
-                <w:rtl/>
-              </w:rPr>
-              <w:t xml:space="preserve">**</w:t>
-            </w:r>
-            <w:r>
-              <w:rPr>
-                <w:rFonts w:ascii="Arial" w:cs="Arial" w:eastAsia="Arial" w:hAnsi="Arial"/>
-                <w:sz w:val="17"/>
-                <w:szCs w:val="17"/>
-                <w:rtl/>
-              </w:rPr>
-              <w:t xml:space="preserve">روابطُ غريبةٌ غيرُ مصنَّفةٍ </w:t>
-            </w:r>
-            <w:r>
-              <w:rPr>
-                <w:rFonts w:ascii="Arial" w:cs="Arial" w:eastAsia="Arial" w:hAnsi="Arial"/>
-                <w:sz w:val="17"/>
-                <w:szCs w:val="17"/>
-                <w:rtl w:val="false"/>
-              </w:rPr>
-              <w:t xml:space="preserve">(0)**.</w:t>
-            </w:r>
-            <w:r>
-              <w:rPr>
-                <w:rFonts w:ascii="Arial" w:cs="Arial" w:eastAsia="Arial" w:hAnsi="Arial"/>
-                <w:sz w:val="17"/>
-                <w:szCs w:val="17"/>
-                <w:rtl/>
-              </w:rPr>
-              <w:t xml:space="preserve"> </w:t>
-            </w:r>
-            <w:r>
-              <w:rPr>
-                <w:rFonts w:ascii="Arial" w:cs="Arial" w:eastAsia="Arial" w:hAnsi="Arial"/>
-                <w:sz w:val="17"/>
-                <w:szCs w:val="17"/>
-                <w:rtl/>
-              </w:rPr>
-              <w:t xml:space="preserve">**</w:t>
-            </w:r>
-            <w:r>
-              <w:rPr>
-                <w:rFonts w:ascii="Arial" w:cs="Arial" w:eastAsia="Arial" w:hAnsi="Arial"/>
-                <w:sz w:val="17"/>
-                <w:szCs w:val="17"/>
-                <w:rtl/>
-              </w:rPr>
-              <w:t xml:space="preserve">وأيُّ رقمٍ غيرِ صفرٍ في التسعة الحاكمة يمنع الدمج</w:t>
+              <w:t xml:space="preserve">**</w:t>
+            </w:r>
+            <w:r>
+              <w:rPr>
+                <w:rFonts w:ascii="Arial" w:cs="Arial" w:eastAsia="Arial" w:hAnsi="Arial"/>
+                <w:sz w:val="17"/>
+                <w:szCs w:val="17"/>
+                <w:rtl/>
+              </w:rPr>
+              <w:t xml:space="preserve">ويُعلَّق التقريرُ على كل دمج، وأيُّ رقمٍ غيرِ صفرٍ في الاثني عشرَ يمنعه</w:t>
             </w:r>
             <w:r>
               <w:rPr>
@@ -11119,7 +12838,25 @@
                 <w:szCs w:val="17"/>
                 <w:rtl/>
               </w:rPr>
-              <w:t xml:space="preserve">فحصُ الاتصال يُثبت أن الأسلاك موصولة — واختبارُ المسار يُثبت أن التيار يمر</w:t>
+              <w:t xml:space="preserve">ثلاثةَ عشرَ فحصًا ساكنًا تمنع الدمج </w:t>
+            </w:r>
+            <w:r>
+              <w:rPr>
+                <w:rFonts w:ascii="Arial" w:cs="Arial" w:eastAsia="Arial" w:hAnsi="Arial"/>
+                <w:sz w:val="17"/>
+                <w:szCs w:val="17"/>
+                <w:rtl/>
+              </w:rPr>
+              <w:t xml:space="preserve">·</w:t>
+            </w:r>
+            <w:r>
+              <w:rPr>
+                <w:rFonts w:ascii="Arial" w:cs="Arial" w:eastAsia="Arial" w:hAnsi="Arial"/>
+                <w:sz w:val="17"/>
+                <w:szCs w:val="17"/>
+                <w:rtl/>
+              </w:rPr>
+              <w:t xml:space="preserve"> وتسعُ خطواتٍ حيةٍ تمنع الإطلاق</w:t>
             </w:r>
             <w:r>
               <w:rPr>
@@ -11137,43 +12874,25 @@
                 <w:szCs w:val="17"/>
                 <w:rtl/>
               </w:rPr>
-              <w:t xml:space="preserve"> والاثنان لا يغني أحدُهما عن الآخر</w:t>
-            </w:r>
-            <w:r>
-              <w:rPr>
-                <w:rFonts w:ascii="Arial" w:cs="Arial" w:eastAsia="Arial" w:hAnsi="Arial"/>
-                <w:sz w:val="17"/>
-                <w:szCs w:val="17"/>
-                <w:rtl/>
-              </w:rPr>
-              <w:t xml:space="preserve">:</w:t>
-            </w:r>
-            <w:r>
-              <w:rPr>
-                <w:rFonts w:ascii="Arial" w:cs="Arial" w:eastAsia="Arial" w:hAnsi="Arial"/>
-                <w:sz w:val="17"/>
-                <w:szCs w:val="17"/>
-                <w:rtl/>
-              </w:rPr>
-              <w:t xml:space="preserve"> </w:t>
-            </w:r>
-            <w:r>
-              <w:rPr>
-                <w:rFonts w:ascii="Arial" w:cs="Arial" w:eastAsia="Arial" w:hAnsi="Arial"/>
-                <w:sz w:val="17"/>
-                <w:szCs w:val="17"/>
-                <w:rtl/>
-              </w:rPr>
-              <w:t xml:space="preserve">**</w:t>
-            </w:r>
-            <w:r>
-              <w:rPr>
-                <w:rFonts w:ascii="Arial" w:cs="Arial" w:eastAsia="Arial" w:hAnsi="Arial"/>
-                <w:sz w:val="17"/>
-                <w:szCs w:val="17"/>
-                <w:rtl/>
-              </w:rPr>
-              <w:t xml:space="preserve">الأولُ ساكنٌ يمنع الدمج، والثاني حيٌّ يمنع الإطلاق</w:t>
+              <w:t xml:space="preserve"> فالأولى تُثبت أن الأسلاك موصولة، والثانيةُ تُثبت أن التيار يمر — </w:t>
+            </w:r>
+            <w:r>
+              <w:rPr>
+                <w:rFonts w:ascii="Arial" w:cs="Arial" w:eastAsia="Arial" w:hAnsi="Arial"/>
+                <w:sz w:val="17"/>
+                <w:szCs w:val="17"/>
+                <w:rtl/>
+              </w:rPr>
+              <w:t xml:space="preserve">**</w:t>
+            </w:r>
+            <w:r>
+              <w:rPr>
+                <w:rFonts w:ascii="Arial" w:cs="Arial" w:eastAsia="Arial" w:hAnsi="Arial"/>
+                <w:sz w:val="17"/>
+                <w:szCs w:val="17"/>
+                <w:rtl/>
+              </w:rPr>
+              <w:t xml:space="preserve">ولا يغني أحدُهما عن الآخر</w:t>
             </w:r>
             <w:r>
               <w:rPr>
@@ -18519,7 +20238,7 @@
                 <w:szCs w:val="17"/>
                 <w:rtl/>
               </w:rPr>
-              <w:t xml:space="preserve"> — الفحوصُ التسعةُ </w:t>
+              <w:t xml:space="preserve"> — الفحوصُ الثلاثةَ عشرَ الساكنة </w:t>
             </w:r>
             <w:r>
               <w:rPr>
@@ -18663,7 +20382,7 @@
                 <w:szCs w:val="17"/>
                 <w:rtl/>
               </w:rPr>
-              <w:t xml:space="preserve"> ومخرَجُه تقريرُ الأرقام التسعة</w:t>
+              <w:t xml:space="preserve"> ومخرَجُه تقريرُ الأرقام الثلاثةَ عشرَ</w:t>
             </w:r>
           </w:p>
         </w:tc>
@@ -22301,7 +24020,7 @@
           <w:szCs w:val="17"/>
           <w:rtl/>
         </w:rPr>
-        <w:t xml:space="preserve">③ تشغيلُ الفحوص التسعة في وضع الرصد</w:t>
+        <w:t xml:space="preserve">③ تشغيلُ الفحوص الثلاثةَ عشرَ في وضع الرصد</w:t>
       </w:r>
       <w:r>
         <w:rPr>
@@ -22671,6 +24390,407 @@
           <w:szCs w:val="17"/>
           <w:rtl/>
         </w:rPr>
+        <w:t xml:space="preserve">**</w:t>
+      </w:r>
+      <w:r>
+        <w:rPr>
+          <w:rFonts w:ascii="Arial" w:cs="Arial" w:eastAsia="Arial" w:hAnsi="Arial"/>
+          <w:b/>
+          <w:bCs/>
+          <w:color w:val="1F4E79"/>
+          <w:sz w:val="17"/>
+          <w:szCs w:val="17"/>
+          <w:rtl/>
+        </w:rPr>
+        <w:t xml:space="preserve">شرطُ الادعاء</w:t>
+      </w:r>
+      <w:r>
+        <w:rPr>
+          <w:rFonts w:ascii="Arial" w:cs="Arial" w:eastAsia="Arial" w:hAnsi="Arial"/>
+          <w:b/>
+          <w:bCs/>
+          <w:color w:val="1F4E79"/>
+          <w:sz w:val="17"/>
+          <w:szCs w:val="17"/>
+          <w:rtl/>
+        </w:rPr>
+        <w:t xml:space="preserve">**</w:t>
+      </w:r>
+      <w:r>
+        <w:rPr>
+          <w:rFonts w:ascii="Arial" w:cs="Arial" w:eastAsia="Arial" w:hAnsi="Arial"/>
+          <w:b/>
+          <w:bCs/>
+          <w:color w:val="1F4E79"/>
+          <w:sz w:val="17"/>
+          <w:szCs w:val="17"/>
+          <w:rtl/>
+        </w:rPr>
+        <w:t xml:space="preserve"> — </w:t>
+      </w:r>
+      <w:r>
+        <w:rPr>
+          <w:rFonts w:ascii="Arial" w:cs="Arial" w:eastAsia="Arial" w:hAnsi="Arial"/>
+          <w:sz w:val="17"/>
+          <w:szCs w:val="17"/>
+          <w:rtl/>
+        </w:rPr>
+        <w:t xml:space="preserve">**</w:t>
+      </w:r>
+      <w:r>
+        <w:rPr>
+          <w:rFonts w:ascii="Arial" w:cs="Arial" w:eastAsia="Arial" w:hAnsi="Arial"/>
+          <w:sz w:val="17"/>
+          <w:szCs w:val="17"/>
+          <w:rtl/>
+        </w:rPr>
+        <w:t xml:space="preserve">لا يصح قولُ «صفرُ زرٍّ لا يعمل» قبل تقريرٍ من القاعدة الحية</w:t>
+      </w:r>
+      <w:r>
+        <w:rPr>
+          <w:rFonts w:ascii="Arial" w:cs="Arial" w:eastAsia="Arial" w:hAnsi="Arial"/>
+          <w:sz w:val="17"/>
+          <w:szCs w:val="17"/>
+          <w:rtl/>
+        </w:rPr>
+        <w:t xml:space="preserve">**</w:t>
+      </w:r>
+      <w:r>
+        <w:rPr>
+          <w:rFonts w:ascii="Arial" w:cs="Arial" w:eastAsia="Arial" w:hAnsi="Arial"/>
+          <w:sz w:val="17"/>
+          <w:szCs w:val="17"/>
+          <w:rtl/>
+        </w:rPr>
+        <w:t xml:space="preserve"> يحمل اثنَي عشرَ رقمًا</w:t>
+      </w:r>
+      <w:r>
+        <w:rPr>
+          <w:rFonts w:ascii="Arial" w:cs="Arial" w:eastAsia="Arial" w:hAnsi="Arial"/>
+          <w:sz w:val="17"/>
+          <w:szCs w:val="17"/>
+          <w:rtl/>
+        </w:rPr>
+        <w:t xml:space="preserve">:</w:t>
+      </w:r>
+      <w:r>
+        <w:rPr>
+          <w:rFonts w:ascii="Arial" w:cs="Arial" w:eastAsia="Arial" w:hAnsi="Arial"/>
+          <w:sz w:val="17"/>
+          <w:szCs w:val="17"/>
+          <w:rtl/>
+        </w:rPr>
+        <w:t xml:space="preserve"> الأزرارُ المستخرجةُ من القوالب </w:t>
+      </w:r>
+      <w:r>
+        <w:rPr>
+          <w:rFonts w:ascii="Arial" w:cs="Arial" w:eastAsia="Arial" w:hAnsi="Arial"/>
+          <w:sz w:val="17"/>
+          <w:szCs w:val="17"/>
+          <w:rtl/>
+        </w:rPr>
+        <w:t xml:space="preserve">·</w:t>
+      </w:r>
+      <w:r>
+        <w:rPr>
+          <w:rFonts w:ascii="Arial" w:cs="Arial" w:eastAsia="Arial" w:hAnsi="Arial"/>
+          <w:sz w:val="17"/>
+          <w:szCs w:val="17"/>
+          <w:rtl/>
+        </w:rPr>
+        <w:t xml:space="preserve"> وذواتُ كود الفعل </w:t>
+      </w:r>
+      <w:r>
+        <w:rPr>
+          <w:rFonts w:ascii="Arial" w:cs="Arial" w:eastAsia="Arial" w:hAnsi="Arial"/>
+          <w:sz w:val="17"/>
+          <w:szCs w:val="17"/>
+          <w:rtl/>
+        </w:rPr>
+        <w:t xml:space="preserve">·</w:t>
+      </w:r>
+      <w:r>
+        <w:rPr>
+          <w:rFonts w:ascii="Arial" w:cs="Arial" w:eastAsia="Arial" w:hAnsi="Arial"/>
+          <w:sz w:val="17"/>
+          <w:szCs w:val="17"/>
+          <w:rtl/>
+        </w:rPr>
+        <w:t xml:space="preserve"> وأفعالٌ بلا معالج </w:t>
+      </w:r>
+      <w:r>
+        <w:rPr>
+          <w:rFonts w:ascii="Arial" w:cs="Arial" w:eastAsia="Arial" w:hAnsi="Arial"/>
+          <w:sz w:val="17"/>
+          <w:szCs w:val="17"/>
+          <w:rtl/>
+        </w:rPr>
+        <w:t xml:space="preserve">·</w:t>
+      </w:r>
+      <w:r>
+        <w:rPr>
+          <w:rFonts w:ascii="Arial" w:cs="Arial" w:eastAsia="Arial" w:hAnsi="Arial"/>
+          <w:sz w:val="17"/>
+          <w:szCs w:val="17"/>
+          <w:rtl/>
+        </w:rPr>
+        <w:t xml:space="preserve"> وكتابةٌ بلا حارس </w:t>
+      </w:r>
+      <w:r>
+        <w:rPr>
+          <w:rFonts w:ascii="Arial" w:cs="Arial" w:eastAsia="Arial" w:hAnsi="Arial"/>
+          <w:sz w:val="17"/>
+          <w:szCs w:val="17"/>
+          <w:rtl/>
+        </w:rPr>
+        <w:t xml:space="preserve">·</w:t>
+      </w:r>
+      <w:r>
+        <w:rPr>
+          <w:rFonts w:ascii="Arial" w:cs="Arial" w:eastAsia="Arial" w:hAnsi="Arial"/>
+          <w:sz w:val="17"/>
+          <w:szCs w:val="17"/>
+          <w:rtl/>
+        </w:rPr>
+        <w:t xml:space="preserve"> وأحداثٌ بلا مستهلك </w:t>
+      </w:r>
+      <w:r>
+        <w:rPr>
+          <w:rFonts w:ascii="Arial" w:cs="Arial" w:eastAsia="Arial" w:hAnsi="Arial"/>
+          <w:sz w:val="17"/>
+          <w:szCs w:val="17"/>
+          <w:rtl/>
+        </w:rPr>
+        <w:t xml:space="preserve">·</w:t>
+      </w:r>
+      <w:r>
+        <w:rPr>
+          <w:rFonts w:ascii="Arial" w:cs="Arial" w:eastAsia="Arial" w:hAnsi="Arial"/>
+          <w:sz w:val="17"/>
+          <w:szCs w:val="17"/>
+          <w:rtl/>
+        </w:rPr>
+        <w:t xml:space="preserve"> ومستهلكون صامتون </w:t>
+      </w:r>
+      <w:r>
+        <w:rPr>
+          <w:rFonts w:ascii="Arial" w:cs="Arial" w:eastAsia="Arial" w:hAnsi="Arial"/>
+          <w:sz w:val="17"/>
+          <w:szCs w:val="17"/>
+          <w:rtl/>
+        </w:rPr>
+        <w:t xml:space="preserve">·</w:t>
+      </w:r>
+      <w:r>
+        <w:rPr>
+          <w:rFonts w:ascii="Arial" w:cs="Arial" w:eastAsia="Arial" w:hAnsi="Arial"/>
+          <w:sz w:val="17"/>
+          <w:szCs w:val="17"/>
+          <w:rtl/>
+        </w:rPr>
+        <w:t xml:space="preserve"> وخطواتٌ بلا شاشة </w:t>
+      </w:r>
+      <w:r>
+        <w:rPr>
+          <w:rFonts w:ascii="Arial" w:cs="Arial" w:eastAsia="Arial" w:hAnsi="Arial"/>
+          <w:sz w:val="17"/>
+          <w:szCs w:val="17"/>
+          <w:rtl/>
+        </w:rPr>
+        <w:t xml:space="preserve">·</w:t>
+      </w:r>
+      <w:r>
+        <w:rPr>
+          <w:rFonts w:ascii="Arial" w:cs="Arial" w:eastAsia="Arial" w:hAnsi="Arial"/>
+          <w:sz w:val="17"/>
+          <w:szCs w:val="17"/>
+          <w:rtl/>
+        </w:rPr>
+        <w:t xml:space="preserve"> وروابطُ مكسورة </w:t>
+      </w:r>
+      <w:r>
+        <w:rPr>
+          <w:rFonts w:ascii="Arial" w:cs="Arial" w:eastAsia="Arial" w:hAnsi="Arial"/>
+          <w:sz w:val="17"/>
+          <w:szCs w:val="17"/>
+          <w:rtl/>
+        </w:rPr>
+        <w:t xml:space="preserve">·</w:t>
+      </w:r>
+      <w:r>
+        <w:rPr>
+          <w:rFonts w:ascii="Arial" w:cs="Arial" w:eastAsia="Arial" w:hAnsi="Arial"/>
+          <w:sz w:val="17"/>
+          <w:szCs w:val="17"/>
+          <w:rtl/>
+        </w:rPr>
+        <w:t xml:space="preserve"> وتحويلاتٌ فاشلة </w:t>
+      </w:r>
+      <w:r>
+        <w:rPr>
+          <w:rFonts w:ascii="Arial" w:cs="Arial" w:eastAsia="Arial" w:hAnsi="Arial"/>
+          <w:sz w:val="17"/>
+          <w:szCs w:val="17"/>
+          <w:rtl/>
+        </w:rPr>
+        <w:t xml:space="preserve">·</w:t>
+      </w:r>
+      <w:r>
+        <w:rPr>
+          <w:rFonts w:ascii="Arial" w:cs="Arial" w:eastAsia="Arial" w:hAnsi="Arial"/>
+          <w:sz w:val="17"/>
+          <w:szCs w:val="17"/>
+          <w:rtl/>
+        </w:rPr>
+        <w:t xml:space="preserve"> وإداراتٌ بلا سطح بلاغات </w:t>
+      </w:r>
+      <w:r>
+        <w:rPr>
+          <w:rFonts w:ascii="Arial" w:cs="Arial" w:eastAsia="Arial" w:hAnsi="Arial"/>
+          <w:sz w:val="17"/>
+          <w:szCs w:val="17"/>
+          <w:rtl/>
+        </w:rPr>
+        <w:t xml:space="preserve">·</w:t>
+      </w:r>
+      <w:r>
+        <w:rPr>
+          <w:rFonts w:ascii="Arial" w:cs="Arial" w:eastAsia="Arial" w:hAnsi="Arial"/>
+          <w:sz w:val="17"/>
+          <w:szCs w:val="17"/>
+          <w:rtl/>
+        </w:rPr>
+        <w:t xml:space="preserve"> وصفوفُ عرضٍ ناقصة </w:t>
+      </w:r>
+      <w:r>
+        <w:rPr>
+          <w:rFonts w:ascii="Arial" w:cs="Arial" w:eastAsia="Arial" w:hAnsi="Arial"/>
+          <w:sz w:val="17"/>
+          <w:szCs w:val="17"/>
+          <w:rtl/>
+        </w:rPr>
+        <w:t xml:space="preserve">·</w:t>
+      </w:r>
+      <w:r>
+        <w:rPr>
+          <w:rFonts w:ascii="Arial" w:cs="Arial" w:eastAsia="Arial" w:hAnsi="Arial"/>
+          <w:sz w:val="17"/>
+          <w:szCs w:val="17"/>
+          <w:rtl/>
+        </w:rPr>
+        <w:t xml:space="preserve"> وحساباتٌ بلا إنجازي وبوابتي</w:t>
+      </w:r>
+      <w:r>
+        <w:rPr>
+          <w:rFonts w:ascii="Arial" w:cs="Arial" w:eastAsia="Arial" w:hAnsi="Arial"/>
+          <w:sz w:val="17"/>
+          <w:szCs w:val="17"/>
+          <w:rtl/>
+        </w:rPr>
+        <w:t xml:space="preserve">.</w:t>
+      </w:r>
+      <w:r>
+        <w:rPr>
+          <w:rFonts w:ascii="Arial" w:cs="Arial" w:eastAsia="Arial" w:hAnsi="Arial"/>
+          <w:sz w:val="17"/>
+          <w:szCs w:val="17"/>
+          <w:rtl/>
+        </w:rPr>
+        <w:t xml:space="preserve"> </w:t>
+      </w:r>
+      <w:r>
+        <w:rPr>
+          <w:rFonts w:ascii="Arial" w:cs="Arial" w:eastAsia="Arial" w:hAnsi="Arial"/>
+          <w:sz w:val="17"/>
+          <w:szCs w:val="17"/>
+          <w:rtl/>
+        </w:rPr>
+        <w:t xml:space="preserve">**</w:t>
+      </w:r>
+      <w:r>
+        <w:rPr>
+          <w:rFonts w:ascii="Arial" w:cs="Arial" w:eastAsia="Arial" w:hAnsi="Arial"/>
+          <w:sz w:val="17"/>
+          <w:szCs w:val="17"/>
+          <w:rtl/>
+        </w:rPr>
+        <w:t xml:space="preserve">وكلُّ رقمٍ حاكمٍ يساوي صفرًا</w:t>
+      </w:r>
+      <w:r>
+        <w:rPr>
+          <w:rFonts w:ascii="Arial" w:cs="Arial" w:eastAsia="Arial" w:hAnsi="Arial"/>
+          <w:sz w:val="17"/>
+          <w:szCs w:val="17"/>
+          <w:rtl/>
+        </w:rPr>
+        <w:t xml:space="preserve">.**</w:t>
+      </w:r>
+      <w:r>
+        <w:rPr>
+          <w:rFonts w:ascii="Arial" w:cs="Arial" w:eastAsia="Arial" w:hAnsi="Arial"/>
+          <w:sz w:val="17"/>
+          <w:szCs w:val="17"/>
+          <w:rtl/>
+        </w:rPr>
+        <w:t xml:space="preserve"> </w:t>
+      </w:r>
+      <w:r>
+        <w:rPr>
+          <w:rFonts w:ascii="Arial" w:cs="Arial" w:eastAsia="Arial" w:hAnsi="Arial"/>
+          <w:sz w:val="17"/>
+          <w:szCs w:val="17"/>
+          <w:rtl/>
+        </w:rPr>
+        <w:t xml:space="preserve">**</w:t>
+      </w:r>
+      <w:r>
+        <w:rPr>
+          <w:rFonts w:ascii="Arial" w:cs="Arial" w:eastAsia="Arial" w:hAnsi="Arial"/>
+          <w:sz w:val="17"/>
+          <w:szCs w:val="17"/>
+          <w:rtl/>
+        </w:rPr>
+        <w:t xml:space="preserve">وهذه الوثيقةُ مواصفةُ الضمان لا تقريرُ تحققه</w:t>
+      </w:r>
+      <w:r>
+        <w:rPr>
+          <w:rFonts w:ascii="Arial" w:cs="Arial" w:eastAsia="Arial" w:hAnsi="Arial"/>
+          <w:sz w:val="17"/>
+          <w:szCs w:val="17"/>
+          <w:rtl/>
+        </w:rPr>
+        <w:t xml:space="preserve">.**</w:t>
+      </w:r>
+    </w:p>
+    <w:p>
+      <w:pPr>
+        <w:bidi/>
+        <w:spacing w:after="70" w:line="266"/>
+        <w:ind w:right="200"/>
+        <w:jc w:val="both"/>
+      </w:pPr>
+      <w:r>
+        <w:rPr>
+          <w:rFonts w:ascii="Arial" w:cs="Arial" w:eastAsia="Arial" w:hAnsi="Arial"/>
+          <w:b/>
+          <w:bCs/>
+          <w:color w:val="1F4E79"/>
+          <w:sz w:val="17"/>
+          <w:szCs w:val="17"/>
+          <w:rtl/>
+        </w:rPr>
+        <w:t xml:space="preserve">• </w:t>
+      </w:r>
+      <w:r>
+        <w:rPr>
+          <w:rFonts w:ascii="Arial" w:cs="Arial" w:eastAsia="Arial" w:hAnsi="Arial"/>
+          <w:b/>
+          <w:bCs/>
+          <w:color w:val="1F4E79"/>
+          <w:sz w:val="17"/>
+          <w:szCs w:val="17"/>
+          <w:rtl/>
+        </w:rPr>
         <w:t xml:space="preserve">القبول — </w:t>
       </w:r>
       <w:r>
@@ -22959,6 +25079,60 @@
           <w:szCs w:val="17"/>
           <w:rtl/>
         </w:rPr>
+        <w:t xml:space="preserve">**</w:t>
+      </w:r>
+      <w:r>
+        <w:rPr>
+          <w:rFonts w:ascii="Arial" w:cs="Arial" w:eastAsia="Arial" w:hAnsi="Arial"/>
+          <w:sz w:val="17"/>
+          <w:szCs w:val="17"/>
+          <w:rtl/>
+        </w:rPr>
+        <w:t xml:space="preserve"> — </w:t>
+      </w:r>
+      <w:r>
+        <w:rPr>
+          <w:rFonts w:ascii="Arial" w:cs="Arial" w:eastAsia="Arial" w:hAnsi="Arial"/>
+          <w:sz w:val="17"/>
+          <w:szCs w:val="17"/>
+          <w:rtl/>
+        </w:rPr>
+        <w:t xml:space="preserve">**</w:t>
+      </w:r>
+      <w:r>
+        <w:rPr>
+          <w:rFonts w:ascii="Arial" w:cs="Arial" w:eastAsia="Arial" w:hAnsi="Arial"/>
+          <w:sz w:val="17"/>
+          <w:szCs w:val="17"/>
+          <w:rtl/>
+        </w:rPr>
+        <w:t xml:space="preserve">وهذه عيّنةٌ لا برهانٌ على كل زر</w:t>
+      </w:r>
+      <w:r>
+        <w:rPr>
+          <w:rFonts w:ascii="Arial" w:cs="Arial" w:eastAsia="Arial" w:hAnsi="Arial"/>
+          <w:sz w:val="17"/>
+          <w:szCs w:val="17"/>
+          <w:rtl/>
+        </w:rPr>
+        <w:t xml:space="preserve">:</w:t>
+      </w:r>
+      <w:r>
+        <w:rPr>
+          <w:rFonts w:ascii="Arial" w:cs="Arial" w:eastAsia="Arial" w:hAnsi="Arial"/>
+          <w:sz w:val="17"/>
+          <w:szCs w:val="17"/>
+          <w:rtl/>
+        </w:rPr>
+        <w:t xml:space="preserve"> البرهانُ الكاملُ هو صفرُ زرٍّ يتيمٍ في الفحص الساكن على النظام كلِّه</w:t>
+      </w:r>
+      <w:r>
+        <w:rPr>
+          <w:rFonts w:ascii="Arial" w:cs="Arial" w:eastAsia="Arial" w:hAnsi="Arial"/>
+          <w:sz w:val="17"/>
+          <w:szCs w:val="17"/>
+          <w:rtl/>
+        </w:rPr>
         <w:t xml:space="preserve">**.</w:t>
       </w:r>
     </w:p>
@@ -23144,7 +25318,25 @@
                 <w:szCs w:val="17"/>
                 <w:rtl/>
               </w:rPr>
-              <w:t xml:space="preserve"> تسعةُ فحوصٍ تمنع الدمجَ إن انقطع سلك، ومسارٌ تساعيٌّ يُثبت أن التيارَ يمر</w:t>
+              <w:t xml:space="preserve"> ثلاثةَ عشرَ فحصًا ساكنًا تمنع الدمجَ إن انقطع سلك </w:t>
+            </w:r>
+            <w:r>
+              <w:rPr>
+                <w:rFonts w:ascii="Arial" w:cs="Arial" w:eastAsia="Arial" w:hAnsi="Arial"/>
+                <w:sz w:val="17"/>
+                <w:szCs w:val="17"/>
+                <w:rtl/>
+              </w:rPr>
+              <w:t xml:space="preserve">·</w:t>
+            </w:r>
+            <w:r>
+              <w:rPr>
+                <w:rFonts w:ascii="Arial" w:cs="Arial" w:eastAsia="Arial" w:hAnsi="Arial"/>
+                <w:sz w:val="17"/>
+                <w:szCs w:val="17"/>
+                <w:rtl/>
+              </w:rPr>
+              <w:t xml:space="preserve"> وتسعُ خطواتٍ حيةٍ تُثبت أن التيارَ يمر</w:t>
             </w:r>
             <w:r>
               <w:rPr>
